--- a/[06] Spreadsheets/10.Requirements Definition/52.03 Baseline IT Project Procurement - Quality Requirements.docx
+++ b/[06] Spreadsheets/10.Requirements Definition/52.03 Baseline IT Project Procurement - Quality Requirements.docx
@@ -1,6 +1,6 @@
 
 <file path=word/document.xml><?xml version="1.0" encoding="utf-8"?>
-<w:document xmlns:wpc="http://schemas.microsoft.com/office/word/2010/wordprocessingCanvas" xmlns:cx="http://schemas.microsoft.com/office/drawing/2014/chartex" xmlns:cx1="http://schemas.microsoft.com/office/drawing/2015/9/8/chartex" xmlns:cx2="http://schemas.microsoft.com/office/drawing/2015/10/21/chartex" xmlns:cx3="http://schemas.microsoft.com/office/drawing/2016/5/9/chartex" xmlns:cx4="http://schemas.microsoft.com/office/drawing/2016/5/10/chartex" xmlns:cx5="http://schemas.microsoft.com/office/drawing/2016/5/11/chartex" xmlns:cx6="http://schemas.microsoft.com/office/drawing/2016/5/12/chartex" xmlns:cx7="http://schemas.microsoft.com/office/drawing/2016/5/13/chartex" xmlns:cx8="http://schemas.microsoft.com/office/drawing/2016/5/14/chartex" xmlns:mc="http://schemas.openxmlformats.org/markup-compatibility/2006" xmlns:aink="http://schemas.microsoft.com/office/drawing/2016/ink" xmlns:am3d="http://schemas.microsoft.com/office/drawing/2017/model3d" xmlns:o="urn:schemas-microsoft-com:office:office" xmlns:oel="http://schemas.microsoft.com/office/2019/extlst" xmlns:r="http://schemas.openxmlformats.org/officeDocument/2006/relationships" xmlns:m="http://schemas.openxmlformats.org/officeDocument/2006/math" xmlns:v="urn:schemas-microsoft-com:vml" xmlns:wp14="http://schemas.microsoft.com/office/word/2010/wordprocessingDrawing" xmlns:wp="http://schemas.openxmlformats.org/drawingml/2006/wordprocessingDrawing" xmlns:w10="urn:schemas-microsoft-com:office:word" xmlns:w="http://schemas.openxmlformats.org/wordprocessingml/2006/main" xmlns:w14="http://schemas.microsoft.com/office/word/2010/wordml" xmlns:w15="http://schemas.microsoft.com/office/word/2012/wordml" xmlns:w16cex="http://schemas.microsoft.com/office/word/2018/wordml/cex" xmlns:w16cid="http://schemas.microsoft.com/office/word/2016/wordml/cid" xmlns:w16="http://schemas.microsoft.com/office/word/2018/wordml" xmlns:w16sdtdh="http://schemas.microsoft.com/office/word/2020/wordml/sdtdatahash" xmlns:w16se="http://schemas.microsoft.com/office/word/2015/wordml/symex" xmlns:wpg="http://schemas.microsoft.com/office/word/2010/wordprocessingGroup" xmlns:wpi="http://schemas.microsoft.com/office/word/2010/wordprocessingInk" xmlns:wne="http://schemas.microsoft.com/office/word/2006/wordml" xmlns:wps="http://schemas.microsoft.com/office/word/2010/wordprocessingShape" mc:Ignorable="w14 w15 w16se w16cid w16 w16cex w16sdtdh wp14">
+<w:document xmlns:wpc="http://schemas.microsoft.com/office/word/2010/wordprocessingCanvas" xmlns:cx="http://schemas.microsoft.com/office/drawing/2014/chartex" xmlns:cx1="http://schemas.microsoft.com/office/drawing/2015/9/8/chartex" xmlns:cx2="http://schemas.microsoft.com/office/drawing/2015/10/21/chartex" xmlns:cx3="http://schemas.microsoft.com/office/drawing/2016/5/9/chartex" xmlns:cx4="http://schemas.microsoft.com/office/drawing/2016/5/10/chartex" xmlns:cx5="http://schemas.microsoft.com/office/drawing/2016/5/11/chartex" xmlns:cx6="http://schemas.microsoft.com/office/drawing/2016/5/12/chartex" xmlns:cx7="http://schemas.microsoft.com/office/drawing/2016/5/13/chartex" xmlns:cx8="http://schemas.microsoft.com/office/drawing/2016/5/14/chartex" xmlns:mc="http://schemas.openxmlformats.org/markup-compatibility/2006" xmlns:aink="http://schemas.microsoft.com/office/drawing/2016/ink" xmlns:am3d="http://schemas.microsoft.com/office/drawing/2017/model3d" xmlns:o="urn:schemas-microsoft-com:office:office" xmlns:oel="http://schemas.microsoft.com/office/2019/extlst" xmlns:r="http://schemas.openxmlformats.org/officeDocument/2006/relationships" xmlns:m="http://schemas.openxmlformats.org/officeDocument/2006/math" xmlns:v="urn:schemas-microsoft-com:vml" xmlns:wp14="http://schemas.microsoft.com/office/word/2010/wordprocessingDrawing" xmlns:wp="http://schemas.openxmlformats.org/drawingml/2006/wordprocessingDrawing" xmlns:w10="urn:schemas-microsoft-com:office:word" xmlns:w="http://schemas.openxmlformats.org/wordprocessingml/2006/main" xmlns:w14="http://schemas.microsoft.com/office/word/2010/wordml" xmlns:w15="http://schemas.microsoft.com/office/word/2012/wordml" xmlns:w16cex="http://schemas.microsoft.com/office/word/2018/wordml/cex" xmlns:w16cid="http://schemas.microsoft.com/office/word/2016/wordml/cid" xmlns:w16="http://schemas.microsoft.com/office/word/2018/wordml" xmlns:w16du="http://schemas.microsoft.com/office/word/2023/wordml/word16du" xmlns:w16sdtdh="http://schemas.microsoft.com/office/word/2020/wordml/sdtdatahash" xmlns:w16sdtfl="http://schemas.microsoft.com/office/word/2024/wordml/sdtformatlock" xmlns:w16se="http://schemas.microsoft.com/office/word/2015/wordml/symex" xmlns:wpg="http://schemas.microsoft.com/office/word/2010/wordprocessingGroup" xmlns:wpi="http://schemas.microsoft.com/office/word/2010/wordprocessingInk" xmlns:wne="http://schemas.microsoft.com/office/word/2006/wordml" xmlns:wps="http://schemas.microsoft.com/office/word/2010/wordprocessingShape" mc:Ignorable="w14 w15 w16se w16cid w16 w16cex w16sdtdh w16sdtfl w16du wp14">
   <w:body>
     <w:p>
       <w:pPr>
@@ -17,8 +17,12 @@
           <w:rFonts w:eastAsiaTheme="minorEastAsia"/>
         </w:rPr>
         <w:sectPr>
-          <w:headerReference w:type="default" r:id="rId11"/>
-          <w:footerReference w:type="default" r:id="rId12"/>
+          <w:headerReference w:type="even" r:id="rId11"/>
+          <w:headerReference w:type="default" r:id="rId12"/>
+          <w:footerReference w:type="even" r:id="rId13"/>
+          <w:footerReference w:type="default" r:id="rId14"/>
+          <w:headerReference w:type="first" r:id="rId15"/>
+          <w:footerReference w:type="first" r:id="rId16"/>
           <w:pgSz w:w="16838" w:h="11906" w:orient="landscape"/>
           <w:pgMar w:top="1440" w:right="1440" w:bottom="1440" w:left="1440" w:header="708" w:footer="708" w:gutter="0"/>
           <w:cols w:space="708"/>
@@ -37,6 +41,7 @@
         <w:rPr>
           <w:rFonts w:eastAsiaTheme="minorEastAsia"/>
         </w:rPr>
+        <w:lastRenderedPageBreak/>
         <w:t>Integration Services</w:t>
       </w:r>
     </w:p>
@@ -428,21 +433,7 @@
         <w:rPr>
           <w:lang w:eastAsia="en-NZ"/>
         </w:rPr>
-        <w:t xml:space="preserve">Security is the practice of maintaining the confidentiality, privacy, </w:t>
-      </w:r>
-      <w:proofErr w:type="gramStart"/>
-      <w:r>
-        <w:rPr>
-          <w:lang w:eastAsia="en-NZ"/>
-        </w:rPr>
-        <w:t>integrity</w:t>
-      </w:r>
-      <w:proofErr w:type="gramEnd"/>
-      <w:r>
-        <w:rPr>
-          <w:lang w:eastAsia="en-NZ"/>
-        </w:rPr>
-        <w:t xml:space="preserve"> and accountability of data changes by controlling authorised access, use and disclosure, while preventing unauthorised use, disruption, modification or destruction.</w:t>
+        <w:t>Security is the practice of maintaining the confidentiality, privacy, integrity and accountability of data changes by controlling authorised access, use and disclosure, while preventing unauthorised use, disruption, modification or destruction.</w:t>
       </w:r>
     </w:p>
     <w:p>
@@ -1248,21 +1239,7 @@
               <w:rPr>
                 <w:lang w:eastAsia="en-NZ"/>
               </w:rPr>
-              <w:t xml:space="preserve">schemas, </w:t>
-            </w:r>
-            <w:proofErr w:type="gramStart"/>
-            <w:r>
-              <w:rPr>
-                <w:lang w:eastAsia="en-NZ"/>
-              </w:rPr>
-              <w:t>logic</w:t>
-            </w:r>
-            <w:proofErr w:type="gramEnd"/>
-            <w:r>
-              <w:rPr>
-                <w:lang w:eastAsia="en-NZ"/>
-              </w:rPr>
-              <w:t xml:space="preserve"> or data must be able to be influenced and followed by stakeholders.</w:t>
+              <w:t>schemas, logic or data must be able to be influenced and followed by stakeholders.</w:t>
             </w:r>
           </w:p>
         </w:tc>
@@ -1374,48 +1351,13 @@
               <w:rPr>
                 <w:lang w:eastAsia="en-NZ"/>
               </w:rPr>
-              <w:t xml:space="preserve">All Infrastructure as Code, all </w:t>
-            </w:r>
-            <w:proofErr w:type="gramStart"/>
-            <w:r>
-              <w:rPr>
-                <w:lang w:eastAsia="en-NZ"/>
-              </w:rPr>
-              <w:t>Db[</w:t>
-            </w:r>
-            <w:proofErr w:type="gramEnd"/>
-            <w:r>
-              <w:rPr>
-                <w:lang w:eastAsia="en-NZ"/>
-              </w:rPr>
-              <w:t>Schema] as Code, all Data seeding as Code, all custom logic as code, all QA Tests as Code is to be de</w:t>
-            </w:r>
-            <w:r>
-              <w:rPr>
-                <w:lang w:eastAsia="en-NZ"/>
-              </w:rPr>
-              <w:t xml:space="preserve">veloped and persisted using a good practice protocol on an accepted source </w:t>
-            </w:r>
-            <w:r>
-              <w:rPr>
-                <w:lang w:eastAsia="en-NZ"/>
-              </w:rPr>
-              <w:lastRenderedPageBreak/>
-              <w:t>control service (</w:t>
-            </w:r>
-            <w:proofErr w:type="spellStart"/>
-            <w:r>
-              <w:rPr>
-                <w:lang w:eastAsia="en-NZ"/>
-              </w:rPr>
-              <w:t>eg</w:t>
-            </w:r>
-            <w:proofErr w:type="spellEnd"/>
-            <w:r>
-              <w:rPr>
-                <w:lang w:eastAsia="en-NZ"/>
-              </w:rPr>
-              <w:t>: Git on GitHub, Git on ADO, etc.)</w:t>
+              <w:t>All Infrastructure as Code, all Db[Schema] as Code, all Data seeding as Code, all custom logic as code, all QA Tests as Code is to be de</w:t>
+            </w:r>
+            <w:r>
+              <w:rPr>
+                <w:lang w:eastAsia="en-NZ"/>
+              </w:rPr>
+              <w:t>veloped and persisted using a good practice protocol on an accepted source control service (eg: Git on GitHub, Git on ADO, etc.)</w:t>
             </w:r>
           </w:p>
         </w:tc>
@@ -1440,7 +1382,6 @@
               <w:rPr>
                 <w:lang w:eastAsia="en-NZ"/>
               </w:rPr>
-              <w:lastRenderedPageBreak/>
               <w:t>QRM08</w:t>
             </w:r>
           </w:p>
@@ -1571,6 +1512,7 @@
         <w:pStyle w:val="Heading2"/>
       </w:pPr>
       <w:r>
+        <w:lastRenderedPageBreak/>
         <w:t>Baseline</w:t>
       </w:r>
       <w:r>
@@ -1586,7 +1528,6 @@
         <w:pStyle w:val="Heading3"/>
       </w:pPr>
       <w:r>
-        <w:lastRenderedPageBreak/>
         <w:t xml:space="preserve">ACCREDITATION </w:t>
       </w:r>
     </w:p>
@@ -2225,8 +2166,8 @@
           </w:p>
         </w:tc>
       </w:tr>
+      <w:bookmarkEnd w:id="0"/>
       <w:bookmarkEnd w:id="1"/>
-      <w:bookmarkEnd w:id="0"/>
       <w:tr>
         <w:trPr>
           <w:trHeight w:val="20"/>
@@ -2520,14 +2461,8 @@
               <w:rPr>
                 <w:lang w:eastAsia="en-NZ"/>
               </w:rPr>
-              <w:t xml:space="preserve">Privacy: Security Breaches must be immediately reported to this organisation’s Privacy Officer and the Privacy Commissioner.  Users must be </w:t>
-            </w:r>
-            <w:r>
-              <w:rPr>
-                <w:lang w:eastAsia="en-NZ"/>
-              </w:rPr>
               <w:lastRenderedPageBreak/>
-              <w:t>informed of their Privacy rights. Users must be able to correct incorrect PII.</w:t>
+              <w:t>Privacy: Security Breaches must be immediately reported to this organisation’s Privacy Officer and the Privacy Commissioner.  Users must be informed of their Privacy rights. Users must be able to correct incorrect PII.</w:t>
             </w:r>
           </w:p>
           <w:p>
@@ -2937,6 +2872,7 @@
               <w:rPr>
                 <w:lang w:eastAsia="en-NZ"/>
               </w:rPr>
+              <w:lastRenderedPageBreak/>
               <w:t>QRA03</w:t>
             </w:r>
           </w:p>
@@ -3020,21 +2956,7 @@
               <w:rPr>
                 <w:lang w:eastAsia="en-NZ"/>
               </w:rPr>
-              <w:t xml:space="preserve"> follow All of Government (</w:t>
-            </w:r>
-            <w:proofErr w:type="spellStart"/>
-            <w:r>
-              <w:rPr>
-                <w:lang w:eastAsia="en-NZ"/>
-              </w:rPr>
-              <w:t>AoG</w:t>
-            </w:r>
-            <w:proofErr w:type="spellEnd"/>
-            <w:r>
-              <w:rPr>
-                <w:lang w:eastAsia="en-NZ"/>
-              </w:rPr>
-              <w:t>) guidance including:</w:t>
+              <w:t xml:space="preserve"> follow All of Government (AoG) guidance including:</w:t>
             </w:r>
           </w:p>
           <w:p>
@@ -3094,7 +3016,6 @@
               <w:rPr>
                 <w:lang w:eastAsia="en-NZ"/>
               </w:rPr>
-              <w:lastRenderedPageBreak/>
               <w:t>NZ API Standards and Guidelines</w:t>
             </w:r>
           </w:p>
@@ -3174,7 +3095,6 @@
               <w:rPr>
                 <w:lang w:eastAsia="en-NZ"/>
               </w:rPr>
-              <w:lastRenderedPageBreak/>
               <w:t>The solution must be hosted on cloud infrastructure</w:t>
             </w:r>
             <w:r>
@@ -3203,22 +3123,7 @@
               <w:rPr>
                 <w:lang w:eastAsia="en-NZ"/>
               </w:rPr>
-              <w:lastRenderedPageBreak/>
-              <w:t xml:space="preserve">The solution must adhere to guidance provided for security, API design, </w:t>
-            </w:r>
-            <w:proofErr w:type="gramStart"/>
-            <w:r>
-              <w:rPr>
-                <w:lang w:eastAsia="en-NZ"/>
-              </w:rPr>
-              <w:t>copyright</w:t>
-            </w:r>
-            <w:proofErr w:type="gramEnd"/>
-            <w:r>
-              <w:rPr>
-                <w:lang w:eastAsia="en-NZ"/>
-              </w:rPr>
-              <w:t xml:space="preserve"> and data usage.</w:t>
+              <w:t>The solution must adhere to guidance provided for security, API design, copyright and data usage.</w:t>
             </w:r>
           </w:p>
           <w:p>
@@ -3246,21 +3151,7 @@
               <w:rPr>
                 <w:lang w:eastAsia="en-NZ"/>
               </w:rPr>
-              <w:t xml:space="preserve">Issuance of an Authority to Operate is dependent on evidence that </w:t>
-            </w:r>
-            <w:proofErr w:type="spellStart"/>
-            <w:r>
-              <w:rPr>
-                <w:lang w:eastAsia="en-NZ"/>
-              </w:rPr>
-              <w:t>AoG</w:t>
-            </w:r>
-            <w:proofErr w:type="spellEnd"/>
-            <w:r>
-              <w:rPr>
-                <w:lang w:eastAsia="en-NZ"/>
-              </w:rPr>
-              <w:t xml:space="preserve"> guidance being adhered to --unless dispensation is obtained prior to Go-Live of the solution.</w:t>
+              <w:t>Issuance of an Authority to Operate is dependent on evidence that AoG guidance being adhered to --unless dispensation is obtained prior to Go-Live of the solution.</w:t>
             </w:r>
           </w:p>
           <w:p>
@@ -3564,15 +3455,7 @@
         <w:t>n</w:t>
       </w:r>
       <w:r>
-        <w:t xml:space="preserve">der Portability: Adaptability, </w:t>
-      </w:r>
-      <w:proofErr w:type="spellStart"/>
-      <w:r>
-        <w:t>Installability</w:t>
-      </w:r>
-      <w:proofErr w:type="spellEnd"/>
-      <w:r>
-        <w:t>, Replaceability.</w:t>
+        <w:t>der Portability: Adaptability, Installability, Replaceability.</w:t>
       </w:r>
     </w:p>
     <w:p>
@@ -3942,21 +3825,7 @@
               <w:rPr>
                 <w:lang w:eastAsia="en-NZ"/>
               </w:rPr>
-              <w:t xml:space="preserve">Results, regularly reconsidered, must be the norm </w:t>
-            </w:r>
-            <w:proofErr w:type="gramStart"/>
-            <w:r>
-              <w:rPr>
-                <w:lang w:eastAsia="en-NZ"/>
-              </w:rPr>
-              <w:t>in order to</w:t>
-            </w:r>
-            <w:proofErr w:type="gramEnd"/>
-            <w:r>
-              <w:rPr>
-                <w:lang w:eastAsia="en-NZ"/>
-              </w:rPr>
-              <w:t xml:space="preserve"> decrease the risk of non-delivery.</w:t>
+              <w:t>Results, regularly reconsidered, must be the norm in order to decrease the risk of non-delivery.</w:t>
             </w:r>
           </w:p>
         </w:tc>
@@ -4200,7 +4069,6 @@
               <w:rPr>
                 <w:lang w:eastAsia="en-NZ"/>
               </w:rPr>
-              <w:lastRenderedPageBreak/>
               <w:t>A</w:t>
             </w:r>
             <w:r>
@@ -4797,6 +4665,7 @@
         <w:pStyle w:val="Heading3"/>
       </w:pPr>
       <w:r>
+        <w:lastRenderedPageBreak/>
         <w:t>FUNCTIONALITY (ISO-25010/Functionality)</w:t>
       </w:r>
     </w:p>
@@ -4892,7 +4761,6 @@
               <w:rPr>
                 <w:lang w:eastAsia="en-NZ"/>
               </w:rPr>
-              <w:lastRenderedPageBreak/>
               <w:t>#</w:t>
             </w:r>
           </w:p>
@@ -5602,7 +5470,6 @@
               <w:rPr>
                 <w:lang w:eastAsia="en-NZ"/>
               </w:rPr>
-              <w:lastRenderedPageBreak/>
               <w:t xml:space="preserve">Collaboration </w:t>
             </w:r>
             <w:r>
@@ -5633,6 +5500,7 @@
               <w:rPr>
                 <w:lang w:eastAsia="en-NZ"/>
               </w:rPr>
+              <w:lastRenderedPageBreak/>
               <w:t>Role Provisioning/Acceptance Workflows</w:t>
             </w:r>
           </w:p>
@@ -6282,23 +6150,7 @@
                 <w:b/>
                 <w:lang w:eastAsia="en-NZ"/>
               </w:rPr>
-              <w:t xml:space="preserve">Integrity/Sanitised </w:t>
-            </w:r>
-            <w:proofErr w:type="spellStart"/>
-            <w:r>
-              <w:rPr>
-                <w:b/>
-                <w:lang w:eastAsia="en-NZ"/>
-              </w:rPr>
-              <w:t>Queryable</w:t>
-            </w:r>
-            <w:proofErr w:type="spellEnd"/>
-            <w:r>
-              <w:rPr>
-                <w:b/>
-                <w:lang w:eastAsia="en-NZ"/>
-              </w:rPr>
-              <w:t xml:space="preserve"> Logs</w:t>
+              <w:t>Integrity/Sanitised Queryable Logs</w:t>
             </w:r>
           </w:p>
         </w:tc>
@@ -6333,19 +6185,11 @@
               </w:rPr>
               <w:t xml:space="preserve">error, </w:t>
             </w:r>
-            <w:proofErr w:type="gramStart"/>
-            <w:r>
-              <w:rPr>
-                <w:lang w:eastAsia="en-NZ"/>
-              </w:rPr>
-              <w:t>debug</w:t>
-            </w:r>
-            <w:proofErr w:type="gramEnd"/>
-            <w:r>
-              <w:rPr>
-                <w:lang w:eastAsia="en-NZ"/>
-              </w:rPr>
-              <w:t xml:space="preserve"> and access logs </w:t>
+            <w:r>
+              <w:rPr>
+                <w:lang w:eastAsia="en-NZ"/>
+              </w:rPr>
+              <w:t>debug and access logs </w:t>
             </w:r>
             <w:r>
               <w:rPr>
@@ -6391,35 +6235,7 @@
                 <w:lang w:eastAsia="en-NZ"/>
               </w:rPr>
               <w:br/>
-              <w:t xml:space="preserve">Entries must be </w:t>
-            </w:r>
-            <w:proofErr w:type="spellStart"/>
-            <w:r>
-              <w:rPr>
-                <w:lang w:eastAsia="en-NZ"/>
-              </w:rPr>
-              <w:t>queryable</w:t>
-            </w:r>
-            <w:proofErr w:type="spellEnd"/>
-            <w:r>
-              <w:rPr>
-                <w:lang w:eastAsia="en-NZ"/>
-              </w:rPr>
-              <w:t xml:space="preserve"> pageable, </w:t>
-            </w:r>
-            <w:proofErr w:type="gramStart"/>
-            <w:r>
-              <w:rPr>
-                <w:lang w:eastAsia="en-NZ"/>
-              </w:rPr>
-              <w:t>sortable ,</w:t>
-            </w:r>
-            <w:proofErr w:type="gramEnd"/>
-            <w:r>
-              <w:rPr>
-                <w:lang w:eastAsia="en-NZ"/>
-              </w:rPr>
-              <w:t xml:space="preserve"> filterable via API &amp; Interface.</w:t>
+              <w:t>Entries must be queryable pageable, sortable , filterable via API &amp; Interface.</w:t>
             </w:r>
           </w:p>
           <w:p>
@@ -6438,6 +6254,7 @@
                 <w:u w:val="single"/>
                 <w:lang w:eastAsia="en-NZ"/>
               </w:rPr>
+              <w:lastRenderedPageBreak/>
               <w:t>Note</w:t>
             </w:r>
             <w:r>
@@ -6490,6 +6307,7 @@
               <w:rPr>
                 <w:lang w:eastAsia="en-NZ"/>
               </w:rPr>
+              <w:lastRenderedPageBreak/>
               <w:t>Audit logs of session operations are used by security specialists towards accountability objectives.</w:t>
             </w:r>
             <w:r>
@@ -6631,21 +6449,7 @@
               <w:rPr>
                 <w:lang w:eastAsia="en-NZ"/>
               </w:rPr>
-              <w:t xml:space="preserve">remotely </w:t>
-            </w:r>
-            <w:proofErr w:type="spellStart"/>
-            <w:r>
-              <w:rPr>
-                <w:lang w:eastAsia="en-NZ"/>
-              </w:rPr>
-              <w:t>queryable</w:t>
-            </w:r>
-            <w:proofErr w:type="spellEnd"/>
-            <w:r>
-              <w:rPr>
-                <w:lang w:eastAsia="en-NZ"/>
-              </w:rPr>
-              <w:t xml:space="preserve">, filterable, pageable, </w:t>
+              <w:t xml:space="preserve">remotely queryable, filterable, pageable, </w:t>
             </w:r>
             <w:r>
               <w:rPr>
@@ -6659,19 +6463,11 @@
               </w:rPr>
               <w:t xml:space="preserve">within a session, </w:t>
             </w:r>
-            <w:proofErr w:type="gramStart"/>
-            <w:r>
-              <w:rPr>
-                <w:lang w:eastAsia="en-NZ"/>
-              </w:rPr>
-              <w:t>in order to</w:t>
-            </w:r>
-            <w:proofErr w:type="gramEnd"/>
-            <w:r>
-              <w:rPr>
-                <w:lang w:eastAsia="en-NZ"/>
-              </w:rPr>
-              <w:t xml:space="preserve"> correctly ascertain the process by which information was changed.</w:t>
+            <w:r>
+              <w:rPr>
+                <w:lang w:eastAsia="en-NZ"/>
+              </w:rPr>
+              <w:t>in order to correctly ascertain the process by which information was changed.</w:t>
             </w:r>
           </w:p>
           <w:p>
@@ -6789,21 +6585,7 @@
               <w:rPr>
                 <w:lang w:eastAsia="en-NZ"/>
               </w:rPr>
-              <w:t xml:space="preserve">The solution must audit the activity of authenticated users as well as unauthenticated public </w:t>
-            </w:r>
-            <w:proofErr w:type="gramStart"/>
-            <w:r>
-              <w:rPr>
-                <w:lang w:eastAsia="en-NZ"/>
-              </w:rPr>
-              <w:t>users, because</w:t>
-            </w:r>
-            <w:proofErr w:type="gramEnd"/>
-            <w:r>
-              <w:rPr>
-                <w:lang w:eastAsia="en-NZ"/>
-              </w:rPr>
-              <w:t xml:space="preserve"> irregular activity can start before authentication occurs, and when they sign in, their identity be associated to all their pre-sign in activity as well.</w:t>
+              <w:t>The solution must audit the activity of authenticated users as well as unauthenticated public users, because irregular activity can start before authentication occurs, and when they sign in, their identity be associated to all their pre-sign in activity as well.</w:t>
             </w:r>
           </w:p>
           <w:p>
@@ -6890,7 +6672,6 @@
               <w:rPr>
                 <w:lang w:eastAsia="en-NZ"/>
               </w:rPr>
-              <w:lastRenderedPageBreak/>
               <w:t>TODO</w:t>
             </w:r>
           </w:p>
@@ -7408,21 +7189,7 @@
               <w:rPr>
                 <w:lang w:eastAsia="en-NZ"/>
               </w:rPr>
-              <w:t xml:space="preserve">recognisability, </w:t>
-            </w:r>
-            <w:proofErr w:type="gramStart"/>
-            <w:r>
-              <w:rPr>
-                <w:lang w:eastAsia="en-NZ"/>
-              </w:rPr>
-              <w:t>learnability</w:t>
-            </w:r>
-            <w:proofErr w:type="gramEnd"/>
-            <w:r>
-              <w:rPr>
-                <w:lang w:eastAsia="en-NZ"/>
-              </w:rPr>
-              <w:t xml:space="preserve"> and operability</w:t>
+              <w:t>recognisability, learnability and operability</w:t>
             </w:r>
             <w:r>
               <w:rPr>
@@ -8495,7 +8262,7 @@
 </file>
 
 <file path=word/endnotes.xml><?xml version="1.0" encoding="utf-8"?>
-<w:endnotes xmlns:wpc="http://schemas.microsoft.com/office/word/2010/wordprocessingCanvas" xmlns:cx="http://schemas.microsoft.com/office/drawing/2014/chartex" xmlns:cx1="http://schemas.microsoft.com/office/drawing/2015/9/8/chartex" xmlns:cx2="http://schemas.microsoft.com/office/drawing/2015/10/21/chartex" xmlns:cx3="http://schemas.microsoft.com/office/drawing/2016/5/9/chartex" xmlns:cx4="http://schemas.microsoft.com/office/drawing/2016/5/10/chartex" xmlns:cx5="http://schemas.microsoft.com/office/drawing/2016/5/11/chartex" xmlns:cx6="http://schemas.microsoft.com/office/drawing/2016/5/12/chartex" xmlns:cx7="http://schemas.microsoft.com/office/drawing/2016/5/13/chartex" xmlns:cx8="http://schemas.microsoft.com/office/drawing/2016/5/14/chartex" xmlns:mc="http://schemas.openxmlformats.org/markup-compatibility/2006" xmlns:aink="http://schemas.microsoft.com/office/drawing/2016/ink" xmlns:am3d="http://schemas.microsoft.com/office/drawing/2017/model3d" xmlns:o="urn:schemas-microsoft-com:office:office" xmlns:oel="http://schemas.microsoft.com/office/2019/extlst" xmlns:r="http://schemas.openxmlformats.org/officeDocument/2006/relationships" xmlns:m="http://schemas.openxmlformats.org/officeDocument/2006/math" xmlns:v="urn:schemas-microsoft-com:vml" xmlns:wp14="http://schemas.microsoft.com/office/word/2010/wordprocessingDrawing" xmlns:wp="http://schemas.openxmlformats.org/drawingml/2006/wordprocessingDrawing" xmlns:w10="urn:schemas-microsoft-com:office:word" xmlns:w="http://schemas.openxmlformats.org/wordprocessingml/2006/main" xmlns:w14="http://schemas.microsoft.com/office/word/2010/wordml" xmlns:w15="http://schemas.microsoft.com/office/word/2012/wordml" xmlns:w16cex="http://schemas.microsoft.com/office/word/2018/wordml/cex" xmlns:w16cid="http://schemas.microsoft.com/office/word/2016/wordml/cid" xmlns:w16="http://schemas.microsoft.com/office/word/2018/wordml" xmlns:w16sdtdh="http://schemas.microsoft.com/office/word/2020/wordml/sdtdatahash" xmlns:w16se="http://schemas.microsoft.com/office/word/2015/wordml/symex" xmlns:wpg="http://schemas.microsoft.com/office/word/2010/wordprocessingGroup" xmlns:wpi="http://schemas.microsoft.com/office/word/2010/wordprocessingInk" xmlns:wne="http://schemas.microsoft.com/office/word/2006/wordml" xmlns:wps="http://schemas.microsoft.com/office/word/2010/wordprocessingShape" mc:Ignorable="w14 w15 w16se w16cid w16 w16cex w16sdtdh wp14">
+<w:endnotes xmlns:wpc="http://schemas.microsoft.com/office/word/2010/wordprocessingCanvas" xmlns:cx="http://schemas.microsoft.com/office/drawing/2014/chartex" xmlns:cx1="http://schemas.microsoft.com/office/drawing/2015/9/8/chartex" xmlns:cx2="http://schemas.microsoft.com/office/drawing/2015/10/21/chartex" xmlns:cx3="http://schemas.microsoft.com/office/drawing/2016/5/9/chartex" xmlns:cx4="http://schemas.microsoft.com/office/drawing/2016/5/10/chartex" xmlns:cx5="http://schemas.microsoft.com/office/drawing/2016/5/11/chartex" xmlns:cx6="http://schemas.microsoft.com/office/drawing/2016/5/12/chartex" xmlns:cx7="http://schemas.microsoft.com/office/drawing/2016/5/13/chartex" xmlns:cx8="http://schemas.microsoft.com/office/drawing/2016/5/14/chartex" xmlns:mc="http://schemas.openxmlformats.org/markup-compatibility/2006" xmlns:aink="http://schemas.microsoft.com/office/drawing/2016/ink" xmlns:am3d="http://schemas.microsoft.com/office/drawing/2017/model3d" xmlns:o="urn:schemas-microsoft-com:office:office" xmlns:oel="http://schemas.microsoft.com/office/2019/extlst" xmlns:r="http://schemas.openxmlformats.org/officeDocument/2006/relationships" xmlns:m="http://schemas.openxmlformats.org/officeDocument/2006/math" xmlns:v="urn:schemas-microsoft-com:vml" xmlns:wp14="http://schemas.microsoft.com/office/word/2010/wordprocessingDrawing" xmlns:wp="http://schemas.openxmlformats.org/drawingml/2006/wordprocessingDrawing" xmlns:w10="urn:schemas-microsoft-com:office:word" xmlns:w="http://schemas.openxmlformats.org/wordprocessingml/2006/main" xmlns:w14="http://schemas.microsoft.com/office/word/2010/wordml" xmlns:w15="http://schemas.microsoft.com/office/word/2012/wordml" xmlns:w16cex="http://schemas.microsoft.com/office/word/2018/wordml/cex" xmlns:w16cid="http://schemas.microsoft.com/office/word/2016/wordml/cid" xmlns:w16="http://schemas.microsoft.com/office/word/2018/wordml" xmlns:w16du="http://schemas.microsoft.com/office/word/2023/wordml/word16du" xmlns:w16sdtdh="http://schemas.microsoft.com/office/word/2020/wordml/sdtdatahash" xmlns:w16sdtfl="http://schemas.microsoft.com/office/word/2024/wordml/sdtformatlock" xmlns:w16se="http://schemas.microsoft.com/office/word/2015/wordml/symex" xmlns:wpg="http://schemas.microsoft.com/office/word/2010/wordprocessingGroup" xmlns:wpi="http://schemas.microsoft.com/office/word/2010/wordprocessingInk" xmlns:wne="http://schemas.microsoft.com/office/word/2006/wordml" xmlns:wps="http://schemas.microsoft.com/office/word/2010/wordprocessingShape" mc:Ignorable="w14 w15 w16se w16cid w16 w16cex w16sdtdh w16sdtfl w16du wp14">
   <w:endnote w:type="separator" w:id="-1">
     <w:p>
       <w:pPr>
@@ -8527,7 +8294,138 @@
 </file>
 
 <file path=word/footer1.xml><?xml version="1.0" encoding="utf-8"?>
-<w:ftr xmlns:wpc="http://schemas.microsoft.com/office/word/2010/wordprocessingCanvas" xmlns:cx="http://schemas.microsoft.com/office/drawing/2014/chartex" xmlns:cx1="http://schemas.microsoft.com/office/drawing/2015/9/8/chartex" xmlns:cx2="http://schemas.microsoft.com/office/drawing/2015/10/21/chartex" xmlns:cx3="http://schemas.microsoft.com/office/drawing/2016/5/9/chartex" xmlns:cx4="http://schemas.microsoft.com/office/drawing/2016/5/10/chartex" xmlns:cx5="http://schemas.microsoft.com/office/drawing/2016/5/11/chartex" xmlns:cx6="http://schemas.microsoft.com/office/drawing/2016/5/12/chartex" xmlns:cx7="http://schemas.microsoft.com/office/drawing/2016/5/13/chartex" xmlns:cx8="http://schemas.microsoft.com/office/drawing/2016/5/14/chartex" xmlns:mc="http://schemas.openxmlformats.org/markup-compatibility/2006" xmlns:aink="http://schemas.microsoft.com/office/drawing/2016/ink" xmlns:am3d="http://schemas.microsoft.com/office/drawing/2017/model3d" xmlns:o="urn:schemas-microsoft-com:office:office" xmlns:oel="http://schemas.microsoft.com/office/2019/extlst" xmlns:r="http://schemas.openxmlformats.org/officeDocument/2006/relationships" xmlns:m="http://schemas.openxmlformats.org/officeDocument/2006/math" xmlns:v="urn:schemas-microsoft-com:vml" xmlns:wp14="http://schemas.microsoft.com/office/word/2010/wordprocessingDrawing" xmlns:wp="http://schemas.openxmlformats.org/drawingml/2006/wordprocessingDrawing" xmlns:w10="urn:schemas-microsoft-com:office:word" xmlns:w="http://schemas.openxmlformats.org/wordprocessingml/2006/main" xmlns:w14="http://schemas.microsoft.com/office/word/2010/wordml" xmlns:w15="http://schemas.microsoft.com/office/word/2012/wordml" xmlns:w16cex="http://schemas.microsoft.com/office/word/2018/wordml/cex" xmlns:w16cid="http://schemas.microsoft.com/office/word/2016/wordml/cid" xmlns:w16="http://schemas.microsoft.com/office/word/2018/wordml" xmlns:w16sdtdh="http://schemas.microsoft.com/office/word/2020/wordml/sdtdatahash" xmlns:w16se="http://schemas.microsoft.com/office/word/2015/wordml/symex" xmlns:wpg="http://schemas.microsoft.com/office/word/2010/wordprocessingGroup" xmlns:wpi="http://schemas.microsoft.com/office/word/2010/wordprocessingInk" xmlns:wne="http://schemas.microsoft.com/office/word/2006/wordml" xmlns:wps="http://schemas.microsoft.com/office/word/2010/wordprocessingShape" mc:Ignorable="w14 w15 w16se w16cid w16 w16cex w16sdtdh wp14">
+<w:ftr xmlns:wpc="http://schemas.microsoft.com/office/word/2010/wordprocessingCanvas" xmlns:cx="http://schemas.microsoft.com/office/drawing/2014/chartex" xmlns:cx1="http://schemas.microsoft.com/office/drawing/2015/9/8/chartex" xmlns:cx2="http://schemas.microsoft.com/office/drawing/2015/10/21/chartex" xmlns:cx3="http://schemas.microsoft.com/office/drawing/2016/5/9/chartex" xmlns:cx4="http://schemas.microsoft.com/office/drawing/2016/5/10/chartex" xmlns:cx5="http://schemas.microsoft.com/office/drawing/2016/5/11/chartex" xmlns:cx6="http://schemas.microsoft.com/office/drawing/2016/5/12/chartex" xmlns:cx7="http://schemas.microsoft.com/office/drawing/2016/5/13/chartex" xmlns:cx8="http://schemas.microsoft.com/office/drawing/2016/5/14/chartex" xmlns:mc="http://schemas.openxmlformats.org/markup-compatibility/2006" xmlns:aink="http://schemas.microsoft.com/office/drawing/2016/ink" xmlns:am3d="http://schemas.microsoft.com/office/drawing/2017/model3d" xmlns:o="urn:schemas-microsoft-com:office:office" xmlns:oel="http://schemas.microsoft.com/office/2019/extlst" xmlns:r="http://schemas.openxmlformats.org/officeDocument/2006/relationships" xmlns:m="http://schemas.openxmlformats.org/officeDocument/2006/math" xmlns:v="urn:schemas-microsoft-com:vml" xmlns:wp14="http://schemas.microsoft.com/office/word/2010/wordprocessingDrawing" xmlns:wp="http://schemas.openxmlformats.org/drawingml/2006/wordprocessingDrawing" xmlns:w10="urn:schemas-microsoft-com:office:word" xmlns:w="http://schemas.openxmlformats.org/wordprocessingml/2006/main" xmlns:w14="http://schemas.microsoft.com/office/word/2010/wordml" xmlns:w15="http://schemas.microsoft.com/office/word/2012/wordml" xmlns:w16cex="http://schemas.microsoft.com/office/word/2018/wordml/cex" xmlns:w16cid="http://schemas.microsoft.com/office/word/2016/wordml/cid" xmlns:w16="http://schemas.microsoft.com/office/word/2018/wordml" xmlns:w16du="http://schemas.microsoft.com/office/word/2023/wordml/word16du" xmlns:w16sdtdh="http://schemas.microsoft.com/office/word/2020/wordml/sdtdatahash" xmlns:w16sdtfl="http://schemas.microsoft.com/office/word/2024/wordml/sdtformatlock" xmlns:w16se="http://schemas.microsoft.com/office/word/2015/wordml/symex" xmlns:wpg="http://schemas.microsoft.com/office/word/2010/wordprocessingGroup" xmlns:wpi="http://schemas.microsoft.com/office/word/2010/wordprocessingInk" xmlns:wne="http://schemas.microsoft.com/office/word/2006/wordml" xmlns:wps="http://schemas.microsoft.com/office/word/2010/wordprocessingShape" mc:Ignorable="w14 w15 w16se w16cid w16 w16cex w16sdtdh w16sdtfl w16du wp14">
+  <w:p>
+    <w:pPr>
+      <w:pStyle w:val="Footer"/>
+    </w:pPr>
+    <w:r>
+      <w:rPr>
+        <w:noProof/>
+      </w:rPr>
+      <mc:AlternateContent>
+        <mc:Choice Requires="wps">
+          <w:drawing>
+            <wp:anchor distT="0" distB="0" distL="0" distR="0" simplePos="0" relativeHeight="251662336" behindDoc="0" locked="0" layoutInCell="1" allowOverlap="1" wp14:anchorId="4B6849AE" wp14:editId="41DE27D2">
+              <wp:simplePos x="635" y="635"/>
+              <wp:positionH relativeFrom="page">
+                <wp:align>center</wp:align>
+              </wp:positionH>
+              <wp:positionV relativeFrom="page">
+                <wp:align>bottom</wp:align>
+              </wp:positionV>
+              <wp:extent cx="911860" cy="368935"/>
+              <wp:effectExtent l="0" t="0" r="2540" b="0"/>
+              <wp:wrapNone/>
+              <wp:docPr id="514381439" name="Text Box 5" descr="[UNCLASSIFIED]">
+                <a:extLst xmlns:a="http://schemas.openxmlformats.org/drawingml/2006/main">
+                  <a:ext uri="{5AE41FA2-C0FF-4470-9BD4-5FADCA87CBE2}">
+                    <aclsh:classification xmlns:aclsh="http://schemas.microsoft.com/office/drawing/2020/classificationShape" classificationOutcomeType="ftr"/>
+                  </a:ext>
+                </a:extLst>
+              </wp:docPr>
+              <wp:cNvGraphicFramePr/>
+              <a:graphic xmlns:a="http://schemas.openxmlformats.org/drawingml/2006/main">
+                <a:graphicData uri="http://schemas.microsoft.com/office/word/2010/wordprocessingShape">
+                  <wps:wsp>
+                    <wps:cNvSpPr txBox="1"/>
+                    <wps:spPr>
+                      <a:xfrm>
+                        <a:off x="0" y="0"/>
+                        <a:ext cx="911860" cy="368935"/>
+                      </a:xfrm>
+                      <a:prstGeom prst="rect">
+                        <a:avLst/>
+                      </a:prstGeom>
+                      <a:noFill/>
+                      <a:ln>
+                        <a:noFill/>
+                      </a:ln>
+                    </wps:spPr>
+                    <wps:txbx>
+                      <w:txbxContent>
+                        <w:p>
+                          <w:pPr>
+                            <w:spacing w:after="0"/>
+                            <w:rPr>
+                              <w:rFonts w:ascii="Aptos" w:eastAsia="Aptos" w:hAnsi="Aptos" w:cs="Aptos"/>
+                              <w:noProof/>
+                              <w:color w:val="000000"/>
+                              <w:sz w:val="20"/>
+                              <w:szCs w:val="20"/>
+                            </w:rPr>
+                          </w:pPr>
+                          <w:r>
+                            <w:rPr>
+                              <w:rFonts w:ascii="Aptos" w:eastAsia="Aptos" w:hAnsi="Aptos" w:cs="Aptos"/>
+                              <w:noProof/>
+                              <w:color w:val="000000"/>
+                              <w:sz w:val="20"/>
+                              <w:szCs w:val="20"/>
+                            </w:rPr>
+                            <w:t>[UNCLASSIFIED]</w:t>
+                          </w:r>
+                        </w:p>
+                      </w:txbxContent>
+                    </wps:txbx>
+                    <wps:bodyPr rot="0" spcFirstLastPara="0" vertOverflow="overflow" horzOverflow="overflow" vert="horz" wrap="none" lIns="0" tIns="0" rIns="0" bIns="190500" numCol="1" spcCol="0" rtlCol="0" fromWordArt="0" anchor="b" anchorCtr="0" forceAA="0" compatLnSpc="1">
+                      <a:prstTxWarp prst="textNoShape">
+                        <a:avLst/>
+                      </a:prstTxWarp>
+                      <a:spAutoFit/>
+                    </wps:bodyPr>
+                  </wps:wsp>
+                </a:graphicData>
+              </a:graphic>
+            </wp:anchor>
+          </w:drawing>
+        </mc:Choice>
+        <mc:Fallback>
+          <w:pict>
+            <v:shapetype w14:anchorId="4B6849AE" id="_x0000_t202" coordsize="21600,21600" o:spt="202" path="m,l,21600r21600,l21600,xe">
+              <v:stroke joinstyle="miter"/>
+              <v:path gradientshapeok="t" o:connecttype="rect"/>
+            </v:shapetype>
+            <v:shape id="Text Box 5" o:spid="_x0000_s1028" type="#_x0000_t202" alt="[UNCLASSIFIED]" style="position:absolute;margin-left:0;margin-top:0;width:71.8pt;height:29.05pt;z-index:251662336;visibility:visible;mso-wrap-style:none;mso-wrap-distance-left:0;mso-wrap-distance-top:0;mso-wrap-distance-right:0;mso-wrap-distance-bottom:0;mso-position-horizontal:center;mso-position-horizontal-relative:page;mso-position-vertical:bottom;mso-position-vertical-relative:page;v-text-anchor:bottom" o:gfxdata="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" filled="f" stroked="f">
+              <v:fill o:detectmouseclick="t"/>
+              <v:textbox style="mso-fit-shape-to-text:t" inset="0,0,0,15pt">
+                <w:txbxContent>
+                  <w:p>
+                    <w:pPr>
+                      <w:spacing w:after="0"/>
+                      <w:rPr>
+                        <w:rFonts w:ascii="Aptos" w:eastAsia="Aptos" w:hAnsi="Aptos" w:cs="Aptos"/>
+                        <w:noProof/>
+                        <w:color w:val="000000"/>
+                        <w:sz w:val="20"/>
+                        <w:szCs w:val="20"/>
+                      </w:rPr>
+                    </w:pPr>
+                    <w:r>
+                      <w:rPr>
+                        <w:rFonts w:ascii="Aptos" w:eastAsia="Aptos" w:hAnsi="Aptos" w:cs="Aptos"/>
+                        <w:noProof/>
+                        <w:color w:val="000000"/>
+                        <w:sz w:val="20"/>
+                        <w:szCs w:val="20"/>
+                      </w:rPr>
+                      <w:t>[UNCLASSIFIED]</w:t>
+                    </w:r>
+                  </w:p>
+                </w:txbxContent>
+              </v:textbox>
+              <w10:wrap anchorx="page" anchory="page"/>
+            </v:shape>
+          </w:pict>
+        </mc:Fallback>
+      </mc:AlternateContent>
+    </w:r>
+  </w:p>
+</w:ftr>
+</file>
+
+<file path=word/footer2.xml><?xml version="1.0" encoding="utf-8"?>
+<w:ftr xmlns:wpc="http://schemas.microsoft.com/office/word/2010/wordprocessingCanvas" xmlns:cx="http://schemas.microsoft.com/office/drawing/2014/chartex" xmlns:cx1="http://schemas.microsoft.com/office/drawing/2015/9/8/chartex" xmlns:cx2="http://schemas.microsoft.com/office/drawing/2015/10/21/chartex" xmlns:cx3="http://schemas.microsoft.com/office/drawing/2016/5/9/chartex" xmlns:cx4="http://schemas.microsoft.com/office/drawing/2016/5/10/chartex" xmlns:cx5="http://schemas.microsoft.com/office/drawing/2016/5/11/chartex" xmlns:cx6="http://schemas.microsoft.com/office/drawing/2016/5/12/chartex" xmlns:cx7="http://schemas.microsoft.com/office/drawing/2016/5/13/chartex" xmlns:cx8="http://schemas.microsoft.com/office/drawing/2016/5/14/chartex" xmlns:mc="http://schemas.openxmlformats.org/markup-compatibility/2006" xmlns:aink="http://schemas.microsoft.com/office/drawing/2016/ink" xmlns:am3d="http://schemas.microsoft.com/office/drawing/2017/model3d" xmlns:o="urn:schemas-microsoft-com:office:office" xmlns:oel="http://schemas.microsoft.com/office/2019/extlst" xmlns:r="http://schemas.openxmlformats.org/officeDocument/2006/relationships" xmlns:m="http://schemas.openxmlformats.org/officeDocument/2006/math" xmlns:v="urn:schemas-microsoft-com:vml" xmlns:wp14="http://schemas.microsoft.com/office/word/2010/wordprocessingDrawing" xmlns:wp="http://schemas.openxmlformats.org/drawingml/2006/wordprocessingDrawing" xmlns:w10="urn:schemas-microsoft-com:office:word" xmlns:w="http://schemas.openxmlformats.org/wordprocessingml/2006/main" xmlns:w14="http://schemas.microsoft.com/office/word/2010/wordml" xmlns:w15="http://schemas.microsoft.com/office/word/2012/wordml" xmlns:w16cex="http://schemas.microsoft.com/office/word/2018/wordml/cex" xmlns:w16cid="http://schemas.microsoft.com/office/word/2016/wordml/cid" xmlns:w16="http://schemas.microsoft.com/office/word/2018/wordml" xmlns:w16du="http://schemas.microsoft.com/office/word/2023/wordml/word16du" xmlns:w16sdtdh="http://schemas.microsoft.com/office/word/2020/wordml/sdtdatahash" xmlns:w16sdtfl="http://schemas.microsoft.com/office/word/2024/wordml/sdtformatlock" xmlns:w16se="http://schemas.microsoft.com/office/word/2015/wordml/symex" xmlns:wpg="http://schemas.microsoft.com/office/word/2010/wordprocessingGroup" xmlns:wpi="http://schemas.microsoft.com/office/word/2010/wordprocessingInk" xmlns:wne="http://schemas.microsoft.com/office/word/2006/wordml" xmlns:wps="http://schemas.microsoft.com/office/word/2010/wordprocessingShape" mc:Ignorable="w14 w15 w16se w16cid w16 w16cex w16sdtdh w16sdtfl w16du wp14">
   <w:tbl>
     <w:tblPr>
       <w:tblW w:w="0" w:type="auto"/>
@@ -8549,6 +8447,127 @@
             <w:pStyle w:val="Header"/>
             <w:ind w:left="-115"/>
           </w:pPr>
+          <w:r>
+            <w:rPr>
+              <w:noProof/>
+            </w:rPr>
+            <mc:AlternateContent>
+              <mc:Choice Requires="wps">
+                <w:drawing>
+                  <wp:anchor distT="0" distB="0" distL="0" distR="0" simplePos="0" relativeHeight="251663360" behindDoc="0" locked="0" layoutInCell="1" allowOverlap="1" wp14:anchorId="36EB9056" wp14:editId="541A4507">
+                    <wp:simplePos x="988828" y="6719777"/>
+                    <wp:positionH relativeFrom="page">
+                      <wp:align>center</wp:align>
+                    </wp:positionH>
+                    <wp:positionV relativeFrom="page">
+                      <wp:align>bottom</wp:align>
+                    </wp:positionV>
+                    <wp:extent cx="911860" cy="368935"/>
+                    <wp:effectExtent l="0" t="0" r="2540" b="0"/>
+                    <wp:wrapNone/>
+                    <wp:docPr id="1653895924" name="Text Box 6" descr="[UNCLASSIFIED]">
+                      <a:extLst xmlns:a="http://schemas.openxmlformats.org/drawingml/2006/main">
+                        <a:ext uri="{5AE41FA2-C0FF-4470-9BD4-5FADCA87CBE2}">
+                          <aclsh:classification xmlns:aclsh="http://schemas.microsoft.com/office/drawing/2020/classificationShape" classificationOutcomeType="ftr"/>
+                        </a:ext>
+                      </a:extLst>
+                    </wp:docPr>
+                    <wp:cNvGraphicFramePr/>
+                    <a:graphic xmlns:a="http://schemas.openxmlformats.org/drawingml/2006/main">
+                      <a:graphicData uri="http://schemas.microsoft.com/office/word/2010/wordprocessingShape">
+                        <wps:wsp>
+                          <wps:cNvSpPr txBox="1"/>
+                          <wps:spPr>
+                            <a:xfrm>
+                              <a:off x="0" y="0"/>
+                              <a:ext cx="911860" cy="368935"/>
+                            </a:xfrm>
+                            <a:prstGeom prst="rect">
+                              <a:avLst/>
+                            </a:prstGeom>
+                            <a:noFill/>
+                            <a:ln>
+                              <a:noFill/>
+                            </a:ln>
+                          </wps:spPr>
+                          <wps:txbx>
+                            <w:txbxContent>
+                              <w:p>
+                                <w:pPr>
+                                  <w:spacing w:after="0"/>
+                                  <w:rPr>
+                                    <w:rFonts w:ascii="Aptos" w:eastAsia="Aptos" w:hAnsi="Aptos" w:cs="Aptos"/>
+                                    <w:noProof/>
+                                    <w:color w:val="000000"/>
+                                    <w:sz w:val="20"/>
+                                    <w:szCs w:val="20"/>
+                                  </w:rPr>
+                                </w:pPr>
+                                <w:r>
+                                  <w:rPr>
+                                    <w:rFonts w:ascii="Aptos" w:eastAsia="Aptos" w:hAnsi="Aptos" w:cs="Aptos"/>
+                                    <w:noProof/>
+                                    <w:color w:val="000000"/>
+                                    <w:sz w:val="20"/>
+                                    <w:szCs w:val="20"/>
+                                  </w:rPr>
+                                  <w:t>[UNCLASSIFIED]</w:t>
+                                </w:r>
+                              </w:p>
+                            </w:txbxContent>
+                          </wps:txbx>
+                          <wps:bodyPr rot="0" spcFirstLastPara="0" vertOverflow="overflow" horzOverflow="overflow" vert="horz" wrap="none" lIns="0" tIns="0" rIns="0" bIns="190500" numCol="1" spcCol="0" rtlCol="0" fromWordArt="0" anchor="b" anchorCtr="0" forceAA="0" compatLnSpc="1">
+                            <a:prstTxWarp prst="textNoShape">
+                              <a:avLst/>
+                            </a:prstTxWarp>
+                            <a:spAutoFit/>
+                          </wps:bodyPr>
+                        </wps:wsp>
+                      </a:graphicData>
+                    </a:graphic>
+                  </wp:anchor>
+                </w:drawing>
+              </mc:Choice>
+              <mc:Fallback>
+                <w:pict>
+                  <v:shapetype w14:anchorId="36EB9056" id="_x0000_t202" coordsize="21600,21600" o:spt="202" path="m,l,21600r21600,l21600,xe">
+                    <v:stroke joinstyle="miter"/>
+                    <v:path gradientshapeok="t" o:connecttype="rect"/>
+                  </v:shapetype>
+                  <v:shape id="Text Box 6" o:spid="_x0000_s1029" type="#_x0000_t202" alt="[UNCLASSIFIED]" style="position:absolute;left:0;text-align:left;margin-left:0;margin-top:0;width:71.8pt;height:29.05pt;z-index:251663360;visibility:visible;mso-wrap-style:none;mso-wrap-distance-left:0;mso-wrap-distance-top:0;mso-wrap-distance-right:0;mso-wrap-distance-bottom:0;mso-position-horizontal:center;mso-position-horizontal-relative:page;mso-position-vertical:bottom;mso-position-vertical-relative:page;v-text-anchor:bottom" o:gfxdata="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" filled="f" stroked="f">
+                    <v:fill o:detectmouseclick="t"/>
+                    <v:textbox style="mso-fit-shape-to-text:t" inset="0,0,0,15pt">
+                      <w:txbxContent>
+                        <w:p>
+                          <w:pPr>
+                            <w:spacing w:after="0"/>
+                            <w:rPr>
+                              <w:rFonts w:ascii="Aptos" w:eastAsia="Aptos" w:hAnsi="Aptos" w:cs="Aptos"/>
+                              <w:noProof/>
+                              <w:color w:val="000000"/>
+                              <w:sz w:val="20"/>
+                              <w:szCs w:val="20"/>
+                            </w:rPr>
+                          </w:pPr>
+                          <w:r>
+                            <w:rPr>
+                              <w:rFonts w:ascii="Aptos" w:eastAsia="Aptos" w:hAnsi="Aptos" w:cs="Aptos"/>
+                              <w:noProof/>
+                              <w:color w:val="000000"/>
+                              <w:sz w:val="20"/>
+                              <w:szCs w:val="20"/>
+                            </w:rPr>
+                            <w:t>[UNCLASSIFIED]</w:t>
+                          </w:r>
+                        </w:p>
+                      </w:txbxContent>
+                    </v:textbox>
+                    <w10:wrap anchorx="page" anchory="page"/>
+                  </v:shape>
+                </w:pict>
+              </mc:Fallback>
+            </mc:AlternateContent>
+          </w:r>
         </w:p>
       </w:tc>
       <w:tc>
@@ -8584,8 +8603,139 @@
 </w:ftr>
 </file>
 
+<file path=word/footer3.xml><?xml version="1.0" encoding="utf-8"?>
+<w:ftr xmlns:wpc="http://schemas.microsoft.com/office/word/2010/wordprocessingCanvas" xmlns:cx="http://schemas.microsoft.com/office/drawing/2014/chartex" xmlns:cx1="http://schemas.microsoft.com/office/drawing/2015/9/8/chartex" xmlns:cx2="http://schemas.microsoft.com/office/drawing/2015/10/21/chartex" xmlns:cx3="http://schemas.microsoft.com/office/drawing/2016/5/9/chartex" xmlns:cx4="http://schemas.microsoft.com/office/drawing/2016/5/10/chartex" xmlns:cx5="http://schemas.microsoft.com/office/drawing/2016/5/11/chartex" xmlns:cx6="http://schemas.microsoft.com/office/drawing/2016/5/12/chartex" xmlns:cx7="http://schemas.microsoft.com/office/drawing/2016/5/13/chartex" xmlns:cx8="http://schemas.microsoft.com/office/drawing/2016/5/14/chartex" xmlns:mc="http://schemas.openxmlformats.org/markup-compatibility/2006" xmlns:aink="http://schemas.microsoft.com/office/drawing/2016/ink" xmlns:am3d="http://schemas.microsoft.com/office/drawing/2017/model3d" xmlns:o="urn:schemas-microsoft-com:office:office" xmlns:oel="http://schemas.microsoft.com/office/2019/extlst" xmlns:r="http://schemas.openxmlformats.org/officeDocument/2006/relationships" xmlns:m="http://schemas.openxmlformats.org/officeDocument/2006/math" xmlns:v="urn:schemas-microsoft-com:vml" xmlns:wp14="http://schemas.microsoft.com/office/word/2010/wordprocessingDrawing" xmlns:wp="http://schemas.openxmlformats.org/drawingml/2006/wordprocessingDrawing" xmlns:w10="urn:schemas-microsoft-com:office:word" xmlns:w="http://schemas.openxmlformats.org/wordprocessingml/2006/main" xmlns:w14="http://schemas.microsoft.com/office/word/2010/wordml" xmlns:w15="http://schemas.microsoft.com/office/word/2012/wordml" xmlns:w16cex="http://schemas.microsoft.com/office/word/2018/wordml/cex" xmlns:w16cid="http://schemas.microsoft.com/office/word/2016/wordml/cid" xmlns:w16="http://schemas.microsoft.com/office/word/2018/wordml" xmlns:w16du="http://schemas.microsoft.com/office/word/2023/wordml/word16du" xmlns:w16sdtdh="http://schemas.microsoft.com/office/word/2020/wordml/sdtdatahash" xmlns:w16sdtfl="http://schemas.microsoft.com/office/word/2024/wordml/sdtformatlock" xmlns:w16se="http://schemas.microsoft.com/office/word/2015/wordml/symex" xmlns:wpg="http://schemas.microsoft.com/office/word/2010/wordprocessingGroup" xmlns:wpi="http://schemas.microsoft.com/office/word/2010/wordprocessingInk" xmlns:wne="http://schemas.microsoft.com/office/word/2006/wordml" xmlns:wps="http://schemas.microsoft.com/office/word/2010/wordprocessingShape" mc:Ignorable="w14 w15 w16se w16cid w16 w16cex w16sdtdh w16sdtfl w16du wp14">
+  <w:p>
+    <w:pPr>
+      <w:pStyle w:val="Footer"/>
+    </w:pPr>
+    <w:r>
+      <w:rPr>
+        <w:noProof/>
+      </w:rPr>
+      <mc:AlternateContent>
+        <mc:Choice Requires="wps">
+          <w:drawing>
+            <wp:anchor distT="0" distB="0" distL="0" distR="0" simplePos="0" relativeHeight="251661312" behindDoc="0" locked="0" layoutInCell="1" allowOverlap="1" wp14:anchorId="3A598974" wp14:editId="2612C2F5">
+              <wp:simplePos x="635" y="635"/>
+              <wp:positionH relativeFrom="page">
+                <wp:align>center</wp:align>
+              </wp:positionH>
+              <wp:positionV relativeFrom="page">
+                <wp:align>bottom</wp:align>
+              </wp:positionV>
+              <wp:extent cx="911860" cy="368935"/>
+              <wp:effectExtent l="0" t="0" r="2540" b="0"/>
+              <wp:wrapNone/>
+              <wp:docPr id="530367945" name="Text Box 4" descr="[UNCLASSIFIED]">
+                <a:extLst xmlns:a="http://schemas.openxmlformats.org/drawingml/2006/main">
+                  <a:ext uri="{5AE41FA2-C0FF-4470-9BD4-5FADCA87CBE2}">
+                    <aclsh:classification xmlns:aclsh="http://schemas.microsoft.com/office/drawing/2020/classificationShape" classificationOutcomeType="ftr"/>
+                  </a:ext>
+                </a:extLst>
+              </wp:docPr>
+              <wp:cNvGraphicFramePr/>
+              <a:graphic xmlns:a="http://schemas.openxmlformats.org/drawingml/2006/main">
+                <a:graphicData uri="http://schemas.microsoft.com/office/word/2010/wordprocessingShape">
+                  <wps:wsp>
+                    <wps:cNvSpPr txBox="1"/>
+                    <wps:spPr>
+                      <a:xfrm>
+                        <a:off x="0" y="0"/>
+                        <a:ext cx="911860" cy="368935"/>
+                      </a:xfrm>
+                      <a:prstGeom prst="rect">
+                        <a:avLst/>
+                      </a:prstGeom>
+                      <a:noFill/>
+                      <a:ln>
+                        <a:noFill/>
+                      </a:ln>
+                    </wps:spPr>
+                    <wps:txbx>
+                      <w:txbxContent>
+                        <w:p>
+                          <w:pPr>
+                            <w:spacing w:after="0"/>
+                            <w:rPr>
+                              <w:rFonts w:ascii="Aptos" w:eastAsia="Aptos" w:hAnsi="Aptos" w:cs="Aptos"/>
+                              <w:noProof/>
+                              <w:color w:val="000000"/>
+                              <w:sz w:val="20"/>
+                              <w:szCs w:val="20"/>
+                            </w:rPr>
+                          </w:pPr>
+                          <w:r>
+                            <w:rPr>
+                              <w:rFonts w:ascii="Aptos" w:eastAsia="Aptos" w:hAnsi="Aptos" w:cs="Aptos"/>
+                              <w:noProof/>
+                              <w:color w:val="000000"/>
+                              <w:sz w:val="20"/>
+                              <w:szCs w:val="20"/>
+                            </w:rPr>
+                            <w:t>[UNCLASSIFIED]</w:t>
+                          </w:r>
+                        </w:p>
+                      </w:txbxContent>
+                    </wps:txbx>
+                    <wps:bodyPr rot="0" spcFirstLastPara="0" vertOverflow="overflow" horzOverflow="overflow" vert="horz" wrap="none" lIns="0" tIns="0" rIns="0" bIns="190500" numCol="1" spcCol="0" rtlCol="0" fromWordArt="0" anchor="b" anchorCtr="0" forceAA="0" compatLnSpc="1">
+                      <a:prstTxWarp prst="textNoShape">
+                        <a:avLst/>
+                      </a:prstTxWarp>
+                      <a:spAutoFit/>
+                    </wps:bodyPr>
+                  </wps:wsp>
+                </a:graphicData>
+              </a:graphic>
+            </wp:anchor>
+          </w:drawing>
+        </mc:Choice>
+        <mc:Fallback>
+          <w:pict>
+            <v:shapetype w14:anchorId="3A598974" id="_x0000_t202" coordsize="21600,21600" o:spt="202" path="m,l,21600r21600,l21600,xe">
+              <v:stroke joinstyle="miter"/>
+              <v:path gradientshapeok="t" o:connecttype="rect"/>
+            </v:shapetype>
+            <v:shape id="Text Box 4" o:spid="_x0000_s1031" type="#_x0000_t202" alt="[UNCLASSIFIED]" style="position:absolute;margin-left:0;margin-top:0;width:71.8pt;height:29.05pt;z-index:251661312;visibility:visible;mso-wrap-style:none;mso-wrap-distance-left:0;mso-wrap-distance-top:0;mso-wrap-distance-right:0;mso-wrap-distance-bottom:0;mso-position-horizontal:center;mso-position-horizontal-relative:page;mso-position-vertical:bottom;mso-position-vertical-relative:page;v-text-anchor:bottom" o:gfxdata="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" filled="f" stroked="f">
+              <v:fill o:detectmouseclick="t"/>
+              <v:textbox style="mso-fit-shape-to-text:t" inset="0,0,0,15pt">
+                <w:txbxContent>
+                  <w:p>
+                    <w:pPr>
+                      <w:spacing w:after="0"/>
+                      <w:rPr>
+                        <w:rFonts w:ascii="Aptos" w:eastAsia="Aptos" w:hAnsi="Aptos" w:cs="Aptos"/>
+                        <w:noProof/>
+                        <w:color w:val="000000"/>
+                        <w:sz w:val="20"/>
+                        <w:szCs w:val="20"/>
+                      </w:rPr>
+                    </w:pPr>
+                    <w:r>
+                      <w:rPr>
+                        <w:rFonts w:ascii="Aptos" w:eastAsia="Aptos" w:hAnsi="Aptos" w:cs="Aptos"/>
+                        <w:noProof/>
+                        <w:color w:val="000000"/>
+                        <w:sz w:val="20"/>
+                        <w:szCs w:val="20"/>
+                      </w:rPr>
+                      <w:t>[UNCLASSIFIED]</w:t>
+                    </w:r>
+                  </w:p>
+                </w:txbxContent>
+              </v:textbox>
+              <w10:wrap anchorx="page" anchory="page"/>
+            </v:shape>
+          </w:pict>
+        </mc:Fallback>
+      </mc:AlternateContent>
+    </w:r>
+  </w:p>
+</w:ftr>
+</file>
+
 <file path=word/footnotes.xml><?xml version="1.0" encoding="utf-8"?>
-<w:footnotes xmlns:wpc="http://schemas.microsoft.com/office/word/2010/wordprocessingCanvas" xmlns:cx="http://schemas.microsoft.com/office/drawing/2014/chartex" xmlns:cx1="http://schemas.microsoft.com/office/drawing/2015/9/8/chartex" xmlns:cx2="http://schemas.microsoft.com/office/drawing/2015/10/21/chartex" xmlns:cx3="http://schemas.microsoft.com/office/drawing/2016/5/9/chartex" xmlns:cx4="http://schemas.microsoft.com/office/drawing/2016/5/10/chartex" xmlns:cx5="http://schemas.microsoft.com/office/drawing/2016/5/11/chartex" xmlns:cx6="http://schemas.microsoft.com/office/drawing/2016/5/12/chartex" xmlns:cx7="http://schemas.microsoft.com/office/drawing/2016/5/13/chartex" xmlns:cx8="http://schemas.microsoft.com/office/drawing/2016/5/14/chartex" xmlns:mc="http://schemas.openxmlformats.org/markup-compatibility/2006" xmlns:aink="http://schemas.microsoft.com/office/drawing/2016/ink" xmlns:am3d="http://schemas.microsoft.com/office/drawing/2017/model3d" xmlns:o="urn:schemas-microsoft-com:office:office" xmlns:oel="http://schemas.microsoft.com/office/2019/extlst" xmlns:r="http://schemas.openxmlformats.org/officeDocument/2006/relationships" xmlns:m="http://schemas.openxmlformats.org/officeDocument/2006/math" xmlns:v="urn:schemas-microsoft-com:vml" xmlns:wp14="http://schemas.microsoft.com/office/word/2010/wordprocessingDrawing" xmlns:wp="http://schemas.openxmlformats.org/drawingml/2006/wordprocessingDrawing" xmlns:w10="urn:schemas-microsoft-com:office:word" xmlns:w="http://schemas.openxmlformats.org/wordprocessingml/2006/main" xmlns:w14="http://schemas.microsoft.com/office/word/2010/wordml" xmlns:w15="http://schemas.microsoft.com/office/word/2012/wordml" xmlns:w16cex="http://schemas.microsoft.com/office/word/2018/wordml/cex" xmlns:w16cid="http://schemas.microsoft.com/office/word/2016/wordml/cid" xmlns:w16="http://schemas.microsoft.com/office/word/2018/wordml" xmlns:w16sdtdh="http://schemas.microsoft.com/office/word/2020/wordml/sdtdatahash" xmlns:w16se="http://schemas.microsoft.com/office/word/2015/wordml/symex" xmlns:wpg="http://schemas.microsoft.com/office/word/2010/wordprocessingGroup" xmlns:wpi="http://schemas.microsoft.com/office/word/2010/wordprocessingInk" xmlns:wne="http://schemas.microsoft.com/office/word/2006/wordml" xmlns:wps="http://schemas.microsoft.com/office/word/2010/wordprocessingShape" mc:Ignorable="w14 w15 w16se w16cid w16 w16cex w16sdtdh wp14">
+<w:footnotes xmlns:wpc="http://schemas.microsoft.com/office/word/2010/wordprocessingCanvas" xmlns:cx="http://schemas.microsoft.com/office/drawing/2014/chartex" xmlns:cx1="http://schemas.microsoft.com/office/drawing/2015/9/8/chartex" xmlns:cx2="http://schemas.microsoft.com/office/drawing/2015/10/21/chartex" xmlns:cx3="http://schemas.microsoft.com/office/drawing/2016/5/9/chartex" xmlns:cx4="http://schemas.microsoft.com/office/drawing/2016/5/10/chartex" xmlns:cx5="http://schemas.microsoft.com/office/drawing/2016/5/11/chartex" xmlns:cx6="http://schemas.microsoft.com/office/drawing/2016/5/12/chartex" xmlns:cx7="http://schemas.microsoft.com/office/drawing/2016/5/13/chartex" xmlns:cx8="http://schemas.microsoft.com/office/drawing/2016/5/14/chartex" xmlns:mc="http://schemas.openxmlformats.org/markup-compatibility/2006" xmlns:aink="http://schemas.microsoft.com/office/drawing/2016/ink" xmlns:am3d="http://schemas.microsoft.com/office/drawing/2017/model3d" xmlns:o="urn:schemas-microsoft-com:office:office" xmlns:oel="http://schemas.microsoft.com/office/2019/extlst" xmlns:r="http://schemas.openxmlformats.org/officeDocument/2006/relationships" xmlns:m="http://schemas.openxmlformats.org/officeDocument/2006/math" xmlns:v="urn:schemas-microsoft-com:vml" xmlns:wp14="http://schemas.microsoft.com/office/word/2010/wordprocessingDrawing" xmlns:wp="http://schemas.openxmlformats.org/drawingml/2006/wordprocessingDrawing" xmlns:w10="urn:schemas-microsoft-com:office:word" xmlns:w="http://schemas.openxmlformats.org/wordprocessingml/2006/main" xmlns:w14="http://schemas.microsoft.com/office/word/2010/wordml" xmlns:w15="http://schemas.microsoft.com/office/word/2012/wordml" xmlns:w16cex="http://schemas.microsoft.com/office/word/2018/wordml/cex" xmlns:w16cid="http://schemas.microsoft.com/office/word/2016/wordml/cid" xmlns:w16="http://schemas.microsoft.com/office/word/2018/wordml" xmlns:w16du="http://schemas.microsoft.com/office/word/2023/wordml/word16du" xmlns:w16sdtdh="http://schemas.microsoft.com/office/word/2020/wordml/sdtdatahash" xmlns:w16sdtfl="http://schemas.microsoft.com/office/word/2024/wordml/sdtformatlock" xmlns:w16se="http://schemas.microsoft.com/office/word/2015/wordml/symex" xmlns:wpg="http://schemas.microsoft.com/office/word/2010/wordprocessingGroup" xmlns:wpi="http://schemas.microsoft.com/office/word/2010/wordprocessingInk" xmlns:wne="http://schemas.microsoft.com/office/word/2006/wordml" xmlns:wps="http://schemas.microsoft.com/office/word/2010/wordprocessingShape" mc:Ignorable="w14 w15 w16se w16cid w16 w16cex w16sdtdh w16sdtfl w16du wp14">
   <w:footnote w:type="separator" w:id="-1">
     <w:p>
       <w:pPr>
@@ -8617,7 +8767,138 @@
 </file>
 
 <file path=word/header1.xml><?xml version="1.0" encoding="utf-8"?>
-<w:hdr xmlns:wpc="http://schemas.microsoft.com/office/word/2010/wordprocessingCanvas" xmlns:cx="http://schemas.microsoft.com/office/drawing/2014/chartex" xmlns:cx1="http://schemas.microsoft.com/office/drawing/2015/9/8/chartex" xmlns:cx2="http://schemas.microsoft.com/office/drawing/2015/10/21/chartex" xmlns:cx3="http://schemas.microsoft.com/office/drawing/2016/5/9/chartex" xmlns:cx4="http://schemas.microsoft.com/office/drawing/2016/5/10/chartex" xmlns:cx5="http://schemas.microsoft.com/office/drawing/2016/5/11/chartex" xmlns:cx6="http://schemas.microsoft.com/office/drawing/2016/5/12/chartex" xmlns:cx7="http://schemas.microsoft.com/office/drawing/2016/5/13/chartex" xmlns:cx8="http://schemas.microsoft.com/office/drawing/2016/5/14/chartex" xmlns:mc="http://schemas.openxmlformats.org/markup-compatibility/2006" xmlns:aink="http://schemas.microsoft.com/office/drawing/2016/ink" xmlns:am3d="http://schemas.microsoft.com/office/drawing/2017/model3d" xmlns:o="urn:schemas-microsoft-com:office:office" xmlns:oel="http://schemas.microsoft.com/office/2019/extlst" xmlns:r="http://schemas.openxmlformats.org/officeDocument/2006/relationships" xmlns:m="http://schemas.openxmlformats.org/officeDocument/2006/math" xmlns:v="urn:schemas-microsoft-com:vml" xmlns:wp14="http://schemas.microsoft.com/office/word/2010/wordprocessingDrawing" xmlns:wp="http://schemas.openxmlformats.org/drawingml/2006/wordprocessingDrawing" xmlns:w10="urn:schemas-microsoft-com:office:word" xmlns:w="http://schemas.openxmlformats.org/wordprocessingml/2006/main" xmlns:w14="http://schemas.microsoft.com/office/word/2010/wordml" xmlns:w15="http://schemas.microsoft.com/office/word/2012/wordml" xmlns:w16cex="http://schemas.microsoft.com/office/word/2018/wordml/cex" xmlns:w16cid="http://schemas.microsoft.com/office/word/2016/wordml/cid" xmlns:w16="http://schemas.microsoft.com/office/word/2018/wordml" xmlns:w16sdtdh="http://schemas.microsoft.com/office/word/2020/wordml/sdtdatahash" xmlns:w16se="http://schemas.microsoft.com/office/word/2015/wordml/symex" xmlns:wpg="http://schemas.microsoft.com/office/word/2010/wordprocessingGroup" xmlns:wpi="http://schemas.microsoft.com/office/word/2010/wordprocessingInk" xmlns:wne="http://schemas.microsoft.com/office/word/2006/wordml" xmlns:wps="http://schemas.microsoft.com/office/word/2010/wordprocessingShape" mc:Ignorable="w14 w15 w16se w16cid w16 w16cex w16sdtdh wp14">
+<w:hdr xmlns:wpc="http://schemas.microsoft.com/office/word/2010/wordprocessingCanvas" xmlns:cx="http://schemas.microsoft.com/office/drawing/2014/chartex" xmlns:cx1="http://schemas.microsoft.com/office/drawing/2015/9/8/chartex" xmlns:cx2="http://schemas.microsoft.com/office/drawing/2015/10/21/chartex" xmlns:cx3="http://schemas.microsoft.com/office/drawing/2016/5/9/chartex" xmlns:cx4="http://schemas.microsoft.com/office/drawing/2016/5/10/chartex" xmlns:cx5="http://schemas.microsoft.com/office/drawing/2016/5/11/chartex" xmlns:cx6="http://schemas.microsoft.com/office/drawing/2016/5/12/chartex" xmlns:cx7="http://schemas.microsoft.com/office/drawing/2016/5/13/chartex" xmlns:cx8="http://schemas.microsoft.com/office/drawing/2016/5/14/chartex" xmlns:mc="http://schemas.openxmlformats.org/markup-compatibility/2006" xmlns:aink="http://schemas.microsoft.com/office/drawing/2016/ink" xmlns:am3d="http://schemas.microsoft.com/office/drawing/2017/model3d" xmlns:o="urn:schemas-microsoft-com:office:office" xmlns:oel="http://schemas.microsoft.com/office/2019/extlst" xmlns:r="http://schemas.openxmlformats.org/officeDocument/2006/relationships" xmlns:m="http://schemas.openxmlformats.org/officeDocument/2006/math" xmlns:v="urn:schemas-microsoft-com:vml" xmlns:wp14="http://schemas.microsoft.com/office/word/2010/wordprocessingDrawing" xmlns:wp="http://schemas.openxmlformats.org/drawingml/2006/wordprocessingDrawing" xmlns:w10="urn:schemas-microsoft-com:office:word" xmlns:w="http://schemas.openxmlformats.org/wordprocessingml/2006/main" xmlns:w14="http://schemas.microsoft.com/office/word/2010/wordml" xmlns:w15="http://schemas.microsoft.com/office/word/2012/wordml" xmlns:w16cex="http://schemas.microsoft.com/office/word/2018/wordml/cex" xmlns:w16cid="http://schemas.microsoft.com/office/word/2016/wordml/cid" xmlns:w16="http://schemas.microsoft.com/office/word/2018/wordml" xmlns:w16du="http://schemas.microsoft.com/office/word/2023/wordml/word16du" xmlns:w16sdtdh="http://schemas.microsoft.com/office/word/2020/wordml/sdtdatahash" xmlns:w16sdtfl="http://schemas.microsoft.com/office/word/2024/wordml/sdtformatlock" xmlns:w16se="http://schemas.microsoft.com/office/word/2015/wordml/symex" xmlns:wpg="http://schemas.microsoft.com/office/word/2010/wordprocessingGroup" xmlns:wpi="http://schemas.microsoft.com/office/word/2010/wordprocessingInk" xmlns:wne="http://schemas.microsoft.com/office/word/2006/wordml" xmlns:wps="http://schemas.microsoft.com/office/word/2010/wordprocessingShape" mc:Ignorable="w14 w15 w16se w16cid w16 w16cex w16sdtdh w16sdtfl w16du wp14">
+  <w:p>
+    <w:pPr>
+      <w:pStyle w:val="Header"/>
+    </w:pPr>
+    <w:r>
+      <w:rPr>
+        <w:noProof/>
+      </w:rPr>
+      <mc:AlternateContent>
+        <mc:Choice Requires="wps">
+          <w:drawing>
+            <wp:anchor distT="0" distB="0" distL="0" distR="0" simplePos="0" relativeHeight="251659264" behindDoc="0" locked="0" layoutInCell="1" allowOverlap="1" wp14:anchorId="459F4764" wp14:editId="3A3D2E1D">
+              <wp:simplePos x="635" y="635"/>
+              <wp:positionH relativeFrom="page">
+                <wp:align>center</wp:align>
+              </wp:positionH>
+              <wp:positionV relativeFrom="page">
+                <wp:align>top</wp:align>
+              </wp:positionV>
+              <wp:extent cx="911860" cy="368935"/>
+              <wp:effectExtent l="0" t="0" r="2540" b="12065"/>
+              <wp:wrapNone/>
+              <wp:docPr id="1658045909" name="Text Box 2" descr="[UNCLASSIFIED]">
+                <a:extLst xmlns:a="http://schemas.openxmlformats.org/drawingml/2006/main">
+                  <a:ext uri="{5AE41FA2-C0FF-4470-9BD4-5FADCA87CBE2}">
+                    <aclsh:classification xmlns:aclsh="http://schemas.microsoft.com/office/drawing/2020/classificationShape" classificationOutcomeType="hdr"/>
+                  </a:ext>
+                </a:extLst>
+              </wp:docPr>
+              <wp:cNvGraphicFramePr/>
+              <a:graphic xmlns:a="http://schemas.openxmlformats.org/drawingml/2006/main">
+                <a:graphicData uri="http://schemas.microsoft.com/office/word/2010/wordprocessingShape">
+                  <wps:wsp>
+                    <wps:cNvSpPr txBox="1"/>
+                    <wps:spPr>
+                      <a:xfrm>
+                        <a:off x="0" y="0"/>
+                        <a:ext cx="911860" cy="368935"/>
+                      </a:xfrm>
+                      <a:prstGeom prst="rect">
+                        <a:avLst/>
+                      </a:prstGeom>
+                      <a:noFill/>
+                      <a:ln>
+                        <a:noFill/>
+                      </a:ln>
+                    </wps:spPr>
+                    <wps:txbx>
+                      <w:txbxContent>
+                        <w:p>
+                          <w:pPr>
+                            <w:spacing w:after="0"/>
+                            <w:rPr>
+                              <w:rFonts w:ascii="Aptos" w:eastAsia="Aptos" w:hAnsi="Aptos" w:cs="Aptos"/>
+                              <w:noProof/>
+                              <w:color w:val="000000"/>
+                              <w:sz w:val="20"/>
+                              <w:szCs w:val="20"/>
+                            </w:rPr>
+                          </w:pPr>
+                          <w:r>
+                            <w:rPr>
+                              <w:rFonts w:ascii="Aptos" w:eastAsia="Aptos" w:hAnsi="Aptos" w:cs="Aptos"/>
+                              <w:noProof/>
+                              <w:color w:val="000000"/>
+                              <w:sz w:val="20"/>
+                              <w:szCs w:val="20"/>
+                            </w:rPr>
+                            <w:t>[UNCLASSIFIED]</w:t>
+                          </w:r>
+                        </w:p>
+                      </w:txbxContent>
+                    </wps:txbx>
+                    <wps:bodyPr rot="0" spcFirstLastPara="0" vertOverflow="overflow" horzOverflow="overflow" vert="horz" wrap="none" lIns="0" tIns="190500" rIns="0" bIns="0" numCol="1" spcCol="0" rtlCol="0" fromWordArt="0" anchor="t" anchorCtr="0" forceAA="0" compatLnSpc="1">
+                      <a:prstTxWarp prst="textNoShape">
+                        <a:avLst/>
+                      </a:prstTxWarp>
+                      <a:spAutoFit/>
+                    </wps:bodyPr>
+                  </wps:wsp>
+                </a:graphicData>
+              </a:graphic>
+            </wp:anchor>
+          </w:drawing>
+        </mc:Choice>
+        <mc:Fallback>
+          <w:pict>
+            <v:shapetype w14:anchorId="459F4764" id="_x0000_t202" coordsize="21600,21600" o:spt="202" path="m,l,21600r21600,l21600,xe">
+              <v:stroke joinstyle="miter"/>
+              <v:path gradientshapeok="t" o:connecttype="rect"/>
+            </v:shapetype>
+            <v:shape id="Text Box 2" o:spid="_x0000_s1026" type="#_x0000_t202" alt="[UNCLASSIFIED]" style="position:absolute;margin-left:0;margin-top:0;width:71.8pt;height:29.05pt;z-index:251659264;visibility:visible;mso-wrap-style:none;mso-wrap-distance-left:0;mso-wrap-distance-top:0;mso-wrap-distance-right:0;mso-wrap-distance-bottom:0;mso-position-horizontal:center;mso-position-horizontal-relative:page;mso-position-vertical:top;mso-position-vertical-relative:page;v-text-anchor:top" o:gfxdata="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" filled="f" stroked="f">
+              <v:fill o:detectmouseclick="t"/>
+              <v:textbox style="mso-fit-shape-to-text:t" inset="0,15pt,0,0">
+                <w:txbxContent>
+                  <w:p>
+                    <w:pPr>
+                      <w:spacing w:after="0"/>
+                      <w:rPr>
+                        <w:rFonts w:ascii="Aptos" w:eastAsia="Aptos" w:hAnsi="Aptos" w:cs="Aptos"/>
+                        <w:noProof/>
+                        <w:color w:val="000000"/>
+                        <w:sz w:val="20"/>
+                        <w:szCs w:val="20"/>
+                      </w:rPr>
+                    </w:pPr>
+                    <w:r>
+                      <w:rPr>
+                        <w:rFonts w:ascii="Aptos" w:eastAsia="Aptos" w:hAnsi="Aptos" w:cs="Aptos"/>
+                        <w:noProof/>
+                        <w:color w:val="000000"/>
+                        <w:sz w:val="20"/>
+                        <w:szCs w:val="20"/>
+                      </w:rPr>
+                      <w:t>[UNCLASSIFIED]</w:t>
+                    </w:r>
+                  </w:p>
+                </w:txbxContent>
+              </v:textbox>
+              <w10:wrap anchorx="page" anchory="page"/>
+            </v:shape>
+          </w:pict>
+        </mc:Fallback>
+      </mc:AlternateContent>
+    </w:r>
+  </w:p>
+</w:hdr>
+</file>
+
+<file path=word/header2.xml><?xml version="1.0" encoding="utf-8"?>
+<w:hdr xmlns:wpc="http://schemas.microsoft.com/office/word/2010/wordprocessingCanvas" xmlns:cx="http://schemas.microsoft.com/office/drawing/2014/chartex" xmlns:cx1="http://schemas.microsoft.com/office/drawing/2015/9/8/chartex" xmlns:cx2="http://schemas.microsoft.com/office/drawing/2015/10/21/chartex" xmlns:cx3="http://schemas.microsoft.com/office/drawing/2016/5/9/chartex" xmlns:cx4="http://schemas.microsoft.com/office/drawing/2016/5/10/chartex" xmlns:cx5="http://schemas.microsoft.com/office/drawing/2016/5/11/chartex" xmlns:cx6="http://schemas.microsoft.com/office/drawing/2016/5/12/chartex" xmlns:cx7="http://schemas.microsoft.com/office/drawing/2016/5/13/chartex" xmlns:cx8="http://schemas.microsoft.com/office/drawing/2016/5/14/chartex" xmlns:mc="http://schemas.openxmlformats.org/markup-compatibility/2006" xmlns:aink="http://schemas.microsoft.com/office/drawing/2016/ink" xmlns:am3d="http://schemas.microsoft.com/office/drawing/2017/model3d" xmlns:o="urn:schemas-microsoft-com:office:office" xmlns:oel="http://schemas.microsoft.com/office/2019/extlst" xmlns:r="http://schemas.openxmlformats.org/officeDocument/2006/relationships" xmlns:m="http://schemas.openxmlformats.org/officeDocument/2006/math" xmlns:v="urn:schemas-microsoft-com:vml" xmlns:wp14="http://schemas.microsoft.com/office/word/2010/wordprocessingDrawing" xmlns:wp="http://schemas.openxmlformats.org/drawingml/2006/wordprocessingDrawing" xmlns:w10="urn:schemas-microsoft-com:office:word" xmlns:w="http://schemas.openxmlformats.org/wordprocessingml/2006/main" xmlns:w14="http://schemas.microsoft.com/office/word/2010/wordml" xmlns:w15="http://schemas.microsoft.com/office/word/2012/wordml" xmlns:w16cex="http://schemas.microsoft.com/office/word/2018/wordml/cex" xmlns:w16cid="http://schemas.microsoft.com/office/word/2016/wordml/cid" xmlns:w16="http://schemas.microsoft.com/office/word/2018/wordml" xmlns:w16du="http://schemas.microsoft.com/office/word/2023/wordml/word16du" xmlns:w16sdtdh="http://schemas.microsoft.com/office/word/2020/wordml/sdtdatahash" xmlns:w16sdtfl="http://schemas.microsoft.com/office/word/2024/wordml/sdtformatlock" xmlns:w16se="http://schemas.microsoft.com/office/word/2015/wordml/symex" xmlns:wpg="http://schemas.microsoft.com/office/word/2010/wordprocessingGroup" xmlns:wpi="http://schemas.microsoft.com/office/word/2010/wordprocessingInk" xmlns:wne="http://schemas.microsoft.com/office/word/2006/wordml" xmlns:wps="http://schemas.microsoft.com/office/word/2010/wordprocessingShape" mc:Ignorable="w14 w15 w16se w16cid w16 w16cex w16sdtdh w16sdtfl w16du wp14">
   <w:tbl>
     <w:tblPr>
       <w:tblW w:w="0" w:type="auto"/>
@@ -8639,6 +8920,127 @@
             <w:pStyle w:val="Header"/>
             <w:ind w:left="-115"/>
           </w:pPr>
+          <w:r>
+            <w:rPr>
+              <w:noProof/>
+            </w:rPr>
+            <mc:AlternateContent>
+              <mc:Choice Requires="wps">
+                <w:drawing>
+                  <wp:anchor distT="0" distB="0" distL="0" distR="0" simplePos="0" relativeHeight="251660288" behindDoc="0" locked="0" layoutInCell="1" allowOverlap="1" wp14:anchorId="034A0EC2" wp14:editId="25303571">
+                    <wp:simplePos x="988828" y="446567"/>
+                    <wp:positionH relativeFrom="page">
+                      <wp:align>center</wp:align>
+                    </wp:positionH>
+                    <wp:positionV relativeFrom="page">
+                      <wp:align>top</wp:align>
+                    </wp:positionV>
+                    <wp:extent cx="911860" cy="368935"/>
+                    <wp:effectExtent l="0" t="0" r="2540" b="12065"/>
+                    <wp:wrapNone/>
+                    <wp:docPr id="1358790916" name="Text Box 3" descr="[UNCLASSIFIED]">
+                      <a:extLst xmlns:a="http://schemas.openxmlformats.org/drawingml/2006/main">
+                        <a:ext uri="{5AE41FA2-C0FF-4470-9BD4-5FADCA87CBE2}">
+                          <aclsh:classification xmlns:aclsh="http://schemas.microsoft.com/office/drawing/2020/classificationShape" classificationOutcomeType="hdr"/>
+                        </a:ext>
+                      </a:extLst>
+                    </wp:docPr>
+                    <wp:cNvGraphicFramePr/>
+                    <a:graphic xmlns:a="http://schemas.openxmlformats.org/drawingml/2006/main">
+                      <a:graphicData uri="http://schemas.microsoft.com/office/word/2010/wordprocessingShape">
+                        <wps:wsp>
+                          <wps:cNvSpPr txBox="1"/>
+                          <wps:spPr>
+                            <a:xfrm>
+                              <a:off x="0" y="0"/>
+                              <a:ext cx="911860" cy="368935"/>
+                            </a:xfrm>
+                            <a:prstGeom prst="rect">
+                              <a:avLst/>
+                            </a:prstGeom>
+                            <a:noFill/>
+                            <a:ln>
+                              <a:noFill/>
+                            </a:ln>
+                          </wps:spPr>
+                          <wps:txbx>
+                            <w:txbxContent>
+                              <w:p>
+                                <w:pPr>
+                                  <w:spacing w:after="0"/>
+                                  <w:rPr>
+                                    <w:rFonts w:ascii="Aptos" w:eastAsia="Aptos" w:hAnsi="Aptos" w:cs="Aptos"/>
+                                    <w:noProof/>
+                                    <w:color w:val="000000"/>
+                                    <w:sz w:val="20"/>
+                                    <w:szCs w:val="20"/>
+                                  </w:rPr>
+                                </w:pPr>
+                                <w:r>
+                                  <w:rPr>
+                                    <w:rFonts w:ascii="Aptos" w:eastAsia="Aptos" w:hAnsi="Aptos" w:cs="Aptos"/>
+                                    <w:noProof/>
+                                    <w:color w:val="000000"/>
+                                    <w:sz w:val="20"/>
+                                    <w:szCs w:val="20"/>
+                                  </w:rPr>
+                                  <w:t>[UNCLASSIFIED]</w:t>
+                                </w:r>
+                              </w:p>
+                            </w:txbxContent>
+                          </wps:txbx>
+                          <wps:bodyPr rot="0" spcFirstLastPara="0" vertOverflow="overflow" horzOverflow="overflow" vert="horz" wrap="none" lIns="0" tIns="190500" rIns="0" bIns="0" numCol="1" spcCol="0" rtlCol="0" fromWordArt="0" anchor="t" anchorCtr="0" forceAA="0" compatLnSpc="1">
+                            <a:prstTxWarp prst="textNoShape">
+                              <a:avLst/>
+                            </a:prstTxWarp>
+                            <a:spAutoFit/>
+                          </wps:bodyPr>
+                        </wps:wsp>
+                      </a:graphicData>
+                    </a:graphic>
+                  </wp:anchor>
+                </w:drawing>
+              </mc:Choice>
+              <mc:Fallback>
+                <w:pict>
+                  <v:shapetype w14:anchorId="034A0EC2" id="_x0000_t202" coordsize="21600,21600" o:spt="202" path="m,l,21600r21600,l21600,xe">
+                    <v:stroke joinstyle="miter"/>
+                    <v:path gradientshapeok="t" o:connecttype="rect"/>
+                  </v:shapetype>
+                  <v:shape id="Text Box 3" o:spid="_x0000_s1027" type="#_x0000_t202" alt="[UNCLASSIFIED]" style="position:absolute;left:0;text-align:left;margin-left:0;margin-top:0;width:71.8pt;height:29.05pt;z-index:251660288;visibility:visible;mso-wrap-style:none;mso-wrap-distance-left:0;mso-wrap-distance-top:0;mso-wrap-distance-right:0;mso-wrap-distance-bottom:0;mso-position-horizontal:center;mso-position-horizontal-relative:page;mso-position-vertical:top;mso-position-vertical-relative:page;v-text-anchor:top" o:gfxdata="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" filled="f" stroked="f">
+                    <v:fill o:detectmouseclick="t"/>
+                    <v:textbox style="mso-fit-shape-to-text:t" inset="0,15pt,0,0">
+                      <w:txbxContent>
+                        <w:p>
+                          <w:pPr>
+                            <w:spacing w:after="0"/>
+                            <w:rPr>
+                              <w:rFonts w:ascii="Aptos" w:eastAsia="Aptos" w:hAnsi="Aptos" w:cs="Aptos"/>
+                              <w:noProof/>
+                              <w:color w:val="000000"/>
+                              <w:sz w:val="20"/>
+                              <w:szCs w:val="20"/>
+                            </w:rPr>
+                          </w:pPr>
+                          <w:r>
+                            <w:rPr>
+                              <w:rFonts w:ascii="Aptos" w:eastAsia="Aptos" w:hAnsi="Aptos" w:cs="Aptos"/>
+                              <w:noProof/>
+                              <w:color w:val="000000"/>
+                              <w:sz w:val="20"/>
+                              <w:szCs w:val="20"/>
+                            </w:rPr>
+                            <w:t>[UNCLASSIFIED]</w:t>
+                          </w:r>
+                        </w:p>
+                      </w:txbxContent>
+                    </v:textbox>
+                    <w10:wrap anchorx="page" anchory="page"/>
+                  </v:shape>
+                </w:pict>
+              </mc:Fallback>
+            </mc:AlternateContent>
+          </w:r>
         </w:p>
       </w:tc>
       <w:tc>
@@ -8674,8 +9076,139 @@
 </w:hdr>
 </file>
 
+<file path=word/header3.xml><?xml version="1.0" encoding="utf-8"?>
+<w:hdr xmlns:wpc="http://schemas.microsoft.com/office/word/2010/wordprocessingCanvas" xmlns:cx="http://schemas.microsoft.com/office/drawing/2014/chartex" xmlns:cx1="http://schemas.microsoft.com/office/drawing/2015/9/8/chartex" xmlns:cx2="http://schemas.microsoft.com/office/drawing/2015/10/21/chartex" xmlns:cx3="http://schemas.microsoft.com/office/drawing/2016/5/9/chartex" xmlns:cx4="http://schemas.microsoft.com/office/drawing/2016/5/10/chartex" xmlns:cx5="http://schemas.microsoft.com/office/drawing/2016/5/11/chartex" xmlns:cx6="http://schemas.microsoft.com/office/drawing/2016/5/12/chartex" xmlns:cx7="http://schemas.microsoft.com/office/drawing/2016/5/13/chartex" xmlns:cx8="http://schemas.microsoft.com/office/drawing/2016/5/14/chartex" xmlns:mc="http://schemas.openxmlformats.org/markup-compatibility/2006" xmlns:aink="http://schemas.microsoft.com/office/drawing/2016/ink" xmlns:am3d="http://schemas.microsoft.com/office/drawing/2017/model3d" xmlns:o="urn:schemas-microsoft-com:office:office" xmlns:oel="http://schemas.microsoft.com/office/2019/extlst" xmlns:r="http://schemas.openxmlformats.org/officeDocument/2006/relationships" xmlns:m="http://schemas.openxmlformats.org/officeDocument/2006/math" xmlns:v="urn:schemas-microsoft-com:vml" xmlns:wp14="http://schemas.microsoft.com/office/word/2010/wordprocessingDrawing" xmlns:wp="http://schemas.openxmlformats.org/drawingml/2006/wordprocessingDrawing" xmlns:w10="urn:schemas-microsoft-com:office:word" xmlns:w="http://schemas.openxmlformats.org/wordprocessingml/2006/main" xmlns:w14="http://schemas.microsoft.com/office/word/2010/wordml" xmlns:w15="http://schemas.microsoft.com/office/word/2012/wordml" xmlns:w16cex="http://schemas.microsoft.com/office/word/2018/wordml/cex" xmlns:w16cid="http://schemas.microsoft.com/office/word/2016/wordml/cid" xmlns:w16="http://schemas.microsoft.com/office/word/2018/wordml" xmlns:w16du="http://schemas.microsoft.com/office/word/2023/wordml/word16du" xmlns:w16sdtdh="http://schemas.microsoft.com/office/word/2020/wordml/sdtdatahash" xmlns:w16sdtfl="http://schemas.microsoft.com/office/word/2024/wordml/sdtformatlock" xmlns:w16se="http://schemas.microsoft.com/office/word/2015/wordml/symex" xmlns:wpg="http://schemas.microsoft.com/office/word/2010/wordprocessingGroup" xmlns:wpi="http://schemas.microsoft.com/office/word/2010/wordprocessingInk" xmlns:wne="http://schemas.microsoft.com/office/word/2006/wordml" xmlns:wps="http://schemas.microsoft.com/office/word/2010/wordprocessingShape" mc:Ignorable="w14 w15 w16se w16cid w16 w16cex w16sdtdh w16sdtfl w16du wp14">
+  <w:p>
+    <w:pPr>
+      <w:pStyle w:val="Header"/>
+    </w:pPr>
+    <w:r>
+      <w:rPr>
+        <w:noProof/>
+      </w:rPr>
+      <mc:AlternateContent>
+        <mc:Choice Requires="wps">
+          <w:drawing>
+            <wp:anchor distT="0" distB="0" distL="0" distR="0" simplePos="0" relativeHeight="251658240" behindDoc="0" locked="0" layoutInCell="1" allowOverlap="1" wp14:anchorId="45AAF9DC" wp14:editId="7F720D3B">
+              <wp:simplePos x="635" y="635"/>
+              <wp:positionH relativeFrom="page">
+                <wp:align>center</wp:align>
+              </wp:positionH>
+              <wp:positionV relativeFrom="page">
+                <wp:align>top</wp:align>
+              </wp:positionV>
+              <wp:extent cx="911860" cy="368935"/>
+              <wp:effectExtent l="0" t="0" r="2540" b="12065"/>
+              <wp:wrapNone/>
+              <wp:docPr id="1754039814" name="Text Box 1" descr="[UNCLASSIFIED]">
+                <a:extLst xmlns:a="http://schemas.openxmlformats.org/drawingml/2006/main">
+                  <a:ext uri="{5AE41FA2-C0FF-4470-9BD4-5FADCA87CBE2}">
+                    <aclsh:classification xmlns:aclsh="http://schemas.microsoft.com/office/drawing/2020/classificationShape" classificationOutcomeType="hdr"/>
+                  </a:ext>
+                </a:extLst>
+              </wp:docPr>
+              <wp:cNvGraphicFramePr/>
+              <a:graphic xmlns:a="http://schemas.openxmlformats.org/drawingml/2006/main">
+                <a:graphicData uri="http://schemas.microsoft.com/office/word/2010/wordprocessingShape">
+                  <wps:wsp>
+                    <wps:cNvSpPr txBox="1"/>
+                    <wps:spPr>
+                      <a:xfrm>
+                        <a:off x="0" y="0"/>
+                        <a:ext cx="911860" cy="368935"/>
+                      </a:xfrm>
+                      <a:prstGeom prst="rect">
+                        <a:avLst/>
+                      </a:prstGeom>
+                      <a:noFill/>
+                      <a:ln>
+                        <a:noFill/>
+                      </a:ln>
+                    </wps:spPr>
+                    <wps:txbx>
+                      <w:txbxContent>
+                        <w:p>
+                          <w:pPr>
+                            <w:spacing w:after="0"/>
+                            <w:rPr>
+                              <w:rFonts w:ascii="Aptos" w:eastAsia="Aptos" w:hAnsi="Aptos" w:cs="Aptos"/>
+                              <w:noProof/>
+                              <w:color w:val="000000"/>
+                              <w:sz w:val="20"/>
+                              <w:szCs w:val="20"/>
+                            </w:rPr>
+                          </w:pPr>
+                          <w:r>
+                            <w:rPr>
+                              <w:rFonts w:ascii="Aptos" w:eastAsia="Aptos" w:hAnsi="Aptos" w:cs="Aptos"/>
+                              <w:noProof/>
+                              <w:color w:val="000000"/>
+                              <w:sz w:val="20"/>
+                              <w:szCs w:val="20"/>
+                            </w:rPr>
+                            <w:t>[UNCLASSIFIED]</w:t>
+                          </w:r>
+                        </w:p>
+                      </w:txbxContent>
+                    </wps:txbx>
+                    <wps:bodyPr rot="0" spcFirstLastPara="0" vertOverflow="overflow" horzOverflow="overflow" vert="horz" wrap="none" lIns="0" tIns="190500" rIns="0" bIns="0" numCol="1" spcCol="0" rtlCol="0" fromWordArt="0" anchor="t" anchorCtr="0" forceAA="0" compatLnSpc="1">
+                      <a:prstTxWarp prst="textNoShape">
+                        <a:avLst/>
+                      </a:prstTxWarp>
+                      <a:spAutoFit/>
+                    </wps:bodyPr>
+                  </wps:wsp>
+                </a:graphicData>
+              </a:graphic>
+            </wp:anchor>
+          </w:drawing>
+        </mc:Choice>
+        <mc:Fallback>
+          <w:pict>
+            <v:shapetype w14:anchorId="45AAF9DC" id="_x0000_t202" coordsize="21600,21600" o:spt="202" path="m,l,21600r21600,l21600,xe">
+              <v:stroke joinstyle="miter"/>
+              <v:path gradientshapeok="t" o:connecttype="rect"/>
+            </v:shapetype>
+            <v:shape id="Text Box 1" o:spid="_x0000_s1030" type="#_x0000_t202" alt="[UNCLASSIFIED]" style="position:absolute;margin-left:0;margin-top:0;width:71.8pt;height:29.05pt;z-index:251658240;visibility:visible;mso-wrap-style:none;mso-wrap-distance-left:0;mso-wrap-distance-top:0;mso-wrap-distance-right:0;mso-wrap-distance-bottom:0;mso-position-horizontal:center;mso-position-horizontal-relative:page;mso-position-vertical:top;mso-position-vertical-relative:page;v-text-anchor:top" o:gfxdata="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" filled="f" stroked="f">
+              <v:fill o:detectmouseclick="t"/>
+              <v:textbox style="mso-fit-shape-to-text:t" inset="0,15pt,0,0">
+                <w:txbxContent>
+                  <w:p>
+                    <w:pPr>
+                      <w:spacing w:after="0"/>
+                      <w:rPr>
+                        <w:rFonts w:ascii="Aptos" w:eastAsia="Aptos" w:hAnsi="Aptos" w:cs="Aptos"/>
+                        <w:noProof/>
+                        <w:color w:val="000000"/>
+                        <w:sz w:val="20"/>
+                        <w:szCs w:val="20"/>
+                      </w:rPr>
+                    </w:pPr>
+                    <w:r>
+                      <w:rPr>
+                        <w:rFonts w:ascii="Aptos" w:eastAsia="Aptos" w:hAnsi="Aptos" w:cs="Aptos"/>
+                        <w:noProof/>
+                        <w:color w:val="000000"/>
+                        <w:sz w:val="20"/>
+                        <w:szCs w:val="20"/>
+                      </w:rPr>
+                      <w:t>[UNCLASSIFIED]</w:t>
+                    </w:r>
+                  </w:p>
+                </w:txbxContent>
+              </v:textbox>
+              <w10:wrap anchorx="page" anchory="page"/>
+            </v:shape>
+          </w:pict>
+        </mc:Fallback>
+      </mc:AlternateContent>
+    </w:r>
+  </w:p>
+</w:hdr>
+</file>
+
 <file path=word/numbering.xml><?xml version="1.0" encoding="utf-8"?>
-<w:numbering xmlns:wpc="http://schemas.microsoft.com/office/word/2010/wordprocessingCanvas" xmlns:cx="http://schemas.microsoft.com/office/drawing/2014/chartex" xmlns:cx1="http://schemas.microsoft.com/office/drawing/2015/9/8/chartex" xmlns:cx2="http://schemas.microsoft.com/office/drawing/2015/10/21/chartex" xmlns:cx3="http://schemas.microsoft.com/office/drawing/2016/5/9/chartex" xmlns:cx4="http://schemas.microsoft.com/office/drawing/2016/5/10/chartex" xmlns:cx5="http://schemas.microsoft.com/office/drawing/2016/5/11/chartex" xmlns:cx6="http://schemas.microsoft.com/office/drawing/2016/5/12/chartex" xmlns:cx7="http://schemas.microsoft.com/office/drawing/2016/5/13/chartex" xmlns:cx8="http://schemas.microsoft.com/office/drawing/2016/5/14/chartex" xmlns:mc="http://schemas.openxmlformats.org/markup-compatibility/2006" xmlns:aink="http://schemas.microsoft.com/office/drawing/2016/ink" xmlns:am3d="http://schemas.microsoft.com/office/drawing/2017/model3d" xmlns:o="urn:schemas-microsoft-com:office:office" xmlns:oel="http://schemas.microsoft.com/office/2019/extlst" xmlns:r="http://schemas.openxmlformats.org/officeDocument/2006/relationships" xmlns:m="http://schemas.openxmlformats.org/officeDocument/2006/math" xmlns:v="urn:schemas-microsoft-com:vml" xmlns:wp14="http://schemas.microsoft.com/office/word/2010/wordprocessingDrawing" xmlns:wp="http://schemas.openxmlformats.org/drawingml/2006/wordprocessingDrawing" xmlns:w10="urn:schemas-microsoft-com:office:word" xmlns:w="http://schemas.openxmlformats.org/wordprocessingml/2006/main" xmlns:w14="http://schemas.microsoft.com/office/word/2010/wordml" xmlns:w15="http://schemas.microsoft.com/office/word/2012/wordml" xmlns:w16cex="http://schemas.microsoft.com/office/word/2018/wordml/cex" xmlns:w16cid="http://schemas.microsoft.com/office/word/2016/wordml/cid" xmlns:w16="http://schemas.microsoft.com/office/word/2018/wordml" xmlns:w16sdtdh="http://schemas.microsoft.com/office/word/2020/wordml/sdtdatahash" xmlns:w16se="http://schemas.microsoft.com/office/word/2015/wordml/symex" xmlns:wpg="http://schemas.microsoft.com/office/word/2010/wordprocessingGroup" xmlns:wpi="http://schemas.microsoft.com/office/word/2010/wordprocessingInk" xmlns:wne="http://schemas.microsoft.com/office/word/2006/wordml" xmlns:wps="http://schemas.microsoft.com/office/word/2010/wordprocessingShape" mc:Ignorable="w14 w15 w16se w16cid w16 w16cex w16sdtdh wp14">
+<w:numbering xmlns:wpc="http://schemas.microsoft.com/office/word/2010/wordprocessingCanvas" xmlns:cx="http://schemas.microsoft.com/office/drawing/2014/chartex" xmlns:cx1="http://schemas.microsoft.com/office/drawing/2015/9/8/chartex" xmlns:cx2="http://schemas.microsoft.com/office/drawing/2015/10/21/chartex" xmlns:cx3="http://schemas.microsoft.com/office/drawing/2016/5/9/chartex" xmlns:cx4="http://schemas.microsoft.com/office/drawing/2016/5/10/chartex" xmlns:cx5="http://schemas.microsoft.com/office/drawing/2016/5/11/chartex" xmlns:cx6="http://schemas.microsoft.com/office/drawing/2016/5/12/chartex" xmlns:cx7="http://schemas.microsoft.com/office/drawing/2016/5/13/chartex" xmlns:cx8="http://schemas.microsoft.com/office/drawing/2016/5/14/chartex" xmlns:mc="http://schemas.openxmlformats.org/markup-compatibility/2006" xmlns:aink="http://schemas.microsoft.com/office/drawing/2016/ink" xmlns:am3d="http://schemas.microsoft.com/office/drawing/2017/model3d" xmlns:o="urn:schemas-microsoft-com:office:office" xmlns:oel="http://schemas.microsoft.com/office/2019/extlst" xmlns:r="http://schemas.openxmlformats.org/officeDocument/2006/relationships" xmlns:m="http://schemas.openxmlformats.org/officeDocument/2006/math" xmlns:v="urn:schemas-microsoft-com:vml" xmlns:wp14="http://schemas.microsoft.com/office/word/2010/wordprocessingDrawing" xmlns:wp="http://schemas.openxmlformats.org/drawingml/2006/wordprocessingDrawing" xmlns:w10="urn:schemas-microsoft-com:office:word" xmlns:w="http://schemas.openxmlformats.org/wordprocessingml/2006/main" xmlns:w14="http://schemas.microsoft.com/office/word/2010/wordml" xmlns:w15="http://schemas.microsoft.com/office/word/2012/wordml" xmlns:w16cex="http://schemas.microsoft.com/office/word/2018/wordml/cex" xmlns:w16cid="http://schemas.microsoft.com/office/word/2016/wordml/cid" xmlns:w16="http://schemas.microsoft.com/office/word/2018/wordml" xmlns:w16du="http://schemas.microsoft.com/office/word/2023/wordml/word16du" xmlns:w16sdtdh="http://schemas.microsoft.com/office/word/2020/wordml/sdtdatahash" xmlns:w16sdtfl="http://schemas.microsoft.com/office/word/2024/wordml/sdtformatlock" xmlns:w16se="http://schemas.microsoft.com/office/word/2015/wordml/symex" xmlns:wpg="http://schemas.microsoft.com/office/word/2010/wordprocessingGroup" xmlns:wpi="http://schemas.microsoft.com/office/word/2010/wordprocessingInk" xmlns:wne="http://schemas.microsoft.com/office/word/2006/wordml" xmlns:wps="http://schemas.microsoft.com/office/word/2010/wordprocessingShape" mc:Ignorable="w14 w15 w16se w16cid w16 w16cex w16sdtdh w16sdtfl w16du wp14">
   <w:abstractNum w:abstractNumId="0" w15:restartNumberingAfterBreak="0">
     <w:nsid w:val="00E879F4"/>
     <w:multiLevelType w:val="hybridMultilevel"/>
@@ -13017,7 +13550,7 @@
 </file>
 
 <file path=word/styles.xml><?xml version="1.0" encoding="utf-8"?>
-<w:styles xmlns:mc="http://schemas.openxmlformats.org/markup-compatibility/2006" xmlns:r="http://schemas.openxmlformats.org/officeDocument/2006/relationships" xmlns:w="http://schemas.openxmlformats.org/wordprocessingml/2006/main" xmlns:w14="http://schemas.microsoft.com/office/word/2010/wordml" xmlns:w15="http://schemas.microsoft.com/office/word/2012/wordml" xmlns:w16cex="http://schemas.microsoft.com/office/word/2018/wordml/cex" xmlns:w16cid="http://schemas.microsoft.com/office/word/2016/wordml/cid" xmlns:w16="http://schemas.microsoft.com/office/word/2018/wordml" xmlns:w16sdtdh="http://schemas.microsoft.com/office/word/2020/wordml/sdtdatahash" xmlns:w16se="http://schemas.microsoft.com/office/word/2015/wordml/symex" mc:Ignorable="w14 w15 w16se w16cid w16 w16cex w16sdtdh">
+<w:styles xmlns:mc="http://schemas.openxmlformats.org/markup-compatibility/2006" xmlns:r="http://schemas.openxmlformats.org/officeDocument/2006/relationships" xmlns:w="http://schemas.openxmlformats.org/wordprocessingml/2006/main" xmlns:w14="http://schemas.microsoft.com/office/word/2010/wordml" xmlns:w15="http://schemas.microsoft.com/office/word/2012/wordml" xmlns:w16cex="http://schemas.microsoft.com/office/word/2018/wordml/cex" xmlns:w16cid="http://schemas.microsoft.com/office/word/2016/wordml/cid" xmlns:w16="http://schemas.microsoft.com/office/word/2018/wordml" xmlns:w16du="http://schemas.microsoft.com/office/word/2023/wordml/word16du" xmlns:w16sdtdh="http://schemas.microsoft.com/office/word/2020/wordml/sdtdatahash" xmlns:w16sdtfl="http://schemas.microsoft.com/office/word/2024/wordml/sdtformatlock" xmlns:w16se="http://schemas.microsoft.com/office/word/2015/wordml/symex" mc:Ignorable="w14 w15 w16se w16cid w16 w16cex w16sdtdh w16sdtfl w16du">
   <w:docDefaults>
     <w:rPrDefault>
       <w:rPr>
@@ -15179,16 +15712,6 @@
 </file>
 
 <file path=customXml/item1.xml><?xml version="1.0" encoding="utf-8"?>
-<p:properties xmlns:p="http://schemas.microsoft.com/office/2006/metadata/properties" xmlns:xsi="http://www.w3.org/2001/XMLSchema-instance" xmlns:pc="http://schemas.microsoft.com/office/infopath/2007/PartnerControls">
-  <documentManagement/>
-</p:properties>
-</file>
-
-<file path=customXml/item2.xml><?xml version="1.0" encoding="utf-8"?>
-<b:Sources xmlns:b="http://schemas.openxmlformats.org/officeDocument/2006/bibliography" xmlns="http://schemas.openxmlformats.org/officeDocument/2006/bibliography" SelectedStyle="\APASixthEditionOfficeOnline.xsl" StyleName="APA" Version="6"/>
-</file>
-
-<file path=customXml/item3.xml><?xml version="1.0" encoding="utf-8"?>
 <ct:contentTypeSchema xmlns:ct="http://schemas.microsoft.com/office/2006/metadata/contentType" xmlns:ma="http://schemas.microsoft.com/office/2006/metadata/properties/metaAttributes" ct:_="" ma:_="" ma:contentTypeName="Document" ma:contentTypeID="0x010100F81130363B463D4C889071AE093655C7" ma:contentTypeVersion="11" ma:contentTypeDescription="Create a new document." ma:contentTypeScope="" ma:versionID="02c75916ea7aaa4d854193a2bc01746c">
   <xsd:schema xmlns:xsd="http://www.w3.org/2001/XMLSchema" xmlns:xs="http://www.w3.org/2001/XMLSchema" xmlns:p="http://schemas.microsoft.com/office/2006/metadata/properties" xmlns:ns3="3f925409-8e36-41d3-8e67-855e3995fe7a" xmlns:ns4="639d6247-2084-4046-a823-302c92d48f87" targetNamespace="http://schemas.microsoft.com/office/2006/metadata/properties" ma:root="true" ma:fieldsID="3a4b9b2f8ce861b314fbe828e23cd100" ns3:_="" ns4:_="">
     <xsd:import namespace="3f925409-8e36-41d3-8e67-855e3995fe7a"/>
@@ -15399,6 +15922,16 @@
 </ct:contentTypeSchema>
 </file>
 
+<file path=customXml/item2.xml><?xml version="1.0" encoding="utf-8"?>
+<b:Sources xmlns:b="http://schemas.openxmlformats.org/officeDocument/2006/bibliography" xmlns="http://schemas.openxmlformats.org/officeDocument/2006/bibliography" SelectedStyle="\APASixthEditionOfficeOnline.xsl" StyleName="APA" Version="6"/>
+</file>
+
+<file path=customXml/item3.xml><?xml version="1.0" encoding="utf-8"?>
+<p:properties xmlns:p="http://schemas.microsoft.com/office/2006/metadata/properties" xmlns:xsi="http://www.w3.org/2001/XMLSchema-instance" xmlns:pc="http://schemas.microsoft.com/office/infopath/2007/PartnerControls">
+  <documentManagement/>
+</p:properties>
+</file>
+
 <file path=customXml/item4.xml><?xml version="1.0" encoding="utf-8"?>
 <?mso-contentType ?>
 <FormTemplates xmlns="http://schemas.microsoft.com/sharepoint/v3/contenttype/forms">
@@ -15409,23 +15942,6 @@
 </file>
 
 <file path=customXml/itemProps1.xml><?xml version="1.0" encoding="utf-8"?>
-<ds:datastoreItem xmlns:ds="http://schemas.openxmlformats.org/officeDocument/2006/customXml" ds:itemID="{7E9190D4-DD2E-4FF5-A7DC-AC567BE6B5C4}">
-  <ds:schemaRefs>
-    <ds:schemaRef ds:uri="http://schemas.microsoft.com/office/2006/metadata/properties"/>
-    <ds:schemaRef ds:uri="http://schemas.microsoft.com/office/infopath/2007/PartnerControls"/>
-  </ds:schemaRefs>
-</ds:datastoreItem>
-</file>
-
-<file path=customXml/itemProps2.xml><?xml version="1.0" encoding="utf-8"?>
-<ds:datastoreItem xmlns:ds="http://schemas.openxmlformats.org/officeDocument/2006/customXml" ds:itemID="{66B68C57-E20B-4CE5-8D7D-8B318DF2D0FA}">
-  <ds:schemaRefs>
-    <ds:schemaRef ds:uri="http://schemas.openxmlformats.org/officeDocument/2006/bibliography"/>
-  </ds:schemaRefs>
-</ds:datastoreItem>
-</file>
-
-<file path=customXml/itemProps3.xml><?xml version="1.0" encoding="utf-8"?>
 <ds:datastoreItem xmlns:ds="http://schemas.openxmlformats.org/officeDocument/2006/customXml" ds:itemID="{FED0B4BA-EF89-4C07-8EED-06EFDEF4C0F3}">
   <ds:schemaRefs>
     <ds:schemaRef ds:uri="http://schemas.microsoft.com/office/2006/metadata/contentType"/>
@@ -15444,6 +15960,23 @@
 </ds:datastoreItem>
 </file>
 
+<file path=customXml/itemProps2.xml><?xml version="1.0" encoding="utf-8"?>
+<ds:datastoreItem xmlns:ds="http://schemas.openxmlformats.org/officeDocument/2006/customXml" ds:itemID="{66B68C57-E20B-4CE5-8D7D-8B318DF2D0FA}">
+  <ds:schemaRefs>
+    <ds:schemaRef ds:uri="http://schemas.openxmlformats.org/officeDocument/2006/bibliography"/>
+  </ds:schemaRefs>
+</ds:datastoreItem>
+</file>
+
+<file path=customXml/itemProps3.xml><?xml version="1.0" encoding="utf-8"?>
+<ds:datastoreItem xmlns:ds="http://schemas.openxmlformats.org/officeDocument/2006/customXml" ds:itemID="{7E9190D4-DD2E-4FF5-A7DC-AC567BE6B5C4}">
+  <ds:schemaRefs>
+    <ds:schemaRef ds:uri="http://schemas.microsoft.com/office/2006/metadata/properties"/>
+    <ds:schemaRef ds:uri="http://schemas.microsoft.com/office/infopath/2007/PartnerControls"/>
+  </ds:schemaRefs>
+</ds:datastoreItem>
+</file>
+
 <file path=customXml/itemProps4.xml><?xml version="1.0" encoding="utf-8"?>
 <ds:datastoreItem xmlns:ds="http://schemas.openxmlformats.org/officeDocument/2006/customXml" ds:itemID="{31614A5E-344B-41D7-A46E-0B3CC4F2F8E2}">
   <ds:schemaRefs>
